--- a/初二练习册/学生版/秋08 第11讲生活中的透镜应用 练习册 教师版.docx
+++ b/初二练习册/学生版/秋08 第11讲生活中的透镜应用 练习册 教师版.docx
@@ -726,25 +726,10 @@
     <w:p>
       <w:pPr>
         <w:pStyle w:val="af3"/>
+        <w:rPr>
+          <w:rFonts w:hint="eastAsia"/>
+        </w:rPr>
       </w:pPr>
-      <w:r>
-        <w:rPr>
-          <w:rFonts w:hint="eastAsia"/>
-        </w:rPr>
-        <w:t>【答案】缩小；</w:t>
-      </w:r>
-      <w:r>
-        <w:rPr>
-          <w:rFonts w:hint="eastAsia"/>
-        </w:rPr>
-        <w:t>60</w:t>
-      </w:r>
-      <w:r>
-        <w:rPr>
-          <w:rFonts w:hint="eastAsia"/>
-        </w:rPr>
-        <w:t>。靠近</w:t>
-      </w:r>
     </w:p>
     <w:p>
       <w:pPr>
@@ -1161,19 +1146,10 @@
     <w:p>
       <w:pPr>
         <w:pStyle w:val="af3"/>
+        <w:rPr>
+          <w:rFonts w:hint="eastAsia"/>
+        </w:rPr>
       </w:pPr>
-      <w:r>
-        <w:rPr>
-          <w:rFonts w:hint="eastAsia"/>
-        </w:rPr>
-        <w:t>【答案】</w:t>
-      </w:r>
-      <w:r>
-        <w:rPr>
-          <w:rFonts w:hint="eastAsia"/>
-        </w:rPr>
-        <w:t>D</w:t>
-      </w:r>
     </w:p>
     <w:p>
       <w:pPr>
@@ -1181,6 +1157,18 @@
         <w:ind w:leftChars="-100" w:left="-210"/>
         <w:rPr>
           <w:rFonts w:ascii="Times New Roman" w:eastAsiaTheme="majorEastAsia" w:hAnsi="Times New Roman" w:cs="Times New Roman"/>
+          <w:b/>
+          <w:bCs/>
+          <w:color w:val="0000FF"/>
+        </w:rPr>
+      </w:pPr>
+    </w:p>
+    <w:p>
+      <w:pPr>
+        <w:spacing w:line="288" w:lineRule="auto"/>
+        <w:ind w:leftChars="-100" w:left="-210"/>
+        <w:rPr>
+          <w:rFonts w:ascii="Times New Roman" w:eastAsiaTheme="majorEastAsia" w:hAnsi="Times New Roman" w:cs="Times New Roman" w:hint="eastAsia"/>
           <w:b/>
           <w:bCs/>
           <w:color w:val="0000FF"/>
@@ -1196,6 +1184,7 @@
         <w:rPr>
           <w:noProof/>
         </w:rPr>
+        <w:lastRenderedPageBreak/>
         <mc:AlternateContent>
           <mc:Choice Requires="wps">
             <w:drawing>
@@ -1357,14 +1346,7 @@
         <w:rPr>
           <w:rFonts w:hint="eastAsia"/>
         </w:rPr>
-        <w:t>小红自制了一个简易投影仪，规格如图甲，在可调范围内推拉纸盒，会有如图乙画面，</w:t>
-      </w:r>
-      <w:r>
-        <w:rPr>
-          <w:rFonts w:hint="eastAsia"/>
-        </w:rPr>
-        <w:lastRenderedPageBreak/>
-        <w:t>则（　　）</w:t>
+        <w:t>小红自制了一个简易投影仪，规格如图甲，在可调范围内推拉纸盒，会有如图乙画面，则（　　）</w:t>
       </w:r>
     </w:p>
     <w:p>
@@ -1377,9 +1359,9 @@
           <w:noProof/>
         </w:rPr>
         <w:drawing>
-          <wp:inline distT="0" distB="0" distL="0" distR="0" wp14:anchorId="537BE213" wp14:editId="529CC506">
-            <wp:extent cx="5400675" cy="1560195"/>
-            <wp:effectExtent l="0" t="0" r="7620" b="5080"/>
+          <wp:inline distT="0" distB="0" distL="0" distR="0" wp14:anchorId="537BE213" wp14:editId="088AB19C">
+            <wp:extent cx="4559300" cy="1317360"/>
+            <wp:effectExtent l="0" t="0" r="0" b="0"/>
             <wp:docPr id="15" name="图片24" descr="菁优网：http://www.jyeoo.com"/>
             <wp:cNvGraphicFramePr>
               <a:graphicFrameLocks xmlns:a="http://schemas.openxmlformats.org/drawingml/2006/main" noChangeAspect="1"/>
@@ -1402,7 +1384,7 @@
                   <pic:spPr>
                     <a:xfrm>
                       <a:off x="0" y="0"/>
-                      <a:ext cx="5401067" cy="1560579"/>
+                      <a:ext cx="4570039" cy="1320463"/>
                     </a:xfrm>
                     <a:prstGeom prst="rect">
                       <a:avLst/>
@@ -1501,19 +1483,10 @@
     <w:p>
       <w:pPr>
         <w:pStyle w:val="af3"/>
+        <w:rPr>
+          <w:rFonts w:hint="eastAsia"/>
+        </w:rPr>
       </w:pPr>
-      <w:r>
-        <w:rPr>
-          <w:rFonts w:hint="eastAsia"/>
-        </w:rPr>
-        <w:t>【答案】</w:t>
-      </w:r>
-      <w:r>
-        <w:rPr>
-          <w:rFonts w:hint="eastAsia"/>
-        </w:rPr>
-        <w:t>D</w:t>
-      </w:r>
     </w:p>
     <w:p>
       <w:pPr>
@@ -1685,21 +1658,7 @@
         <w:rPr>
           <w:rFonts w:hint="eastAsia"/>
         </w:rPr>
-        <w:t>小花在一些店铺门口发现很多商家使用广告投射灯来吸引顾客，经查询资料得到某</w:t>
-      </w:r>
-      <w:proofErr w:type="gramStart"/>
-      <w:r>
-        <w:rPr>
-          <w:rFonts w:hint="eastAsia"/>
-        </w:rPr>
-        <w:t>款广告</w:t>
-      </w:r>
-      <w:proofErr w:type="gramEnd"/>
-      <w:r>
-        <w:rPr>
-          <w:rFonts w:hint="eastAsia"/>
-        </w:rPr>
-        <w:t>投影灯及其内部结构如图所示，它主要由光源、广告片和凸透镜组成。关于投影灯，下列说法正确的是（　　）</w:t>
+        <w:t>小花在一些店铺门口发现很多商家使用广告投射灯来吸引顾客，经查询资料得到某款广告投影灯及其内部结构如图所示，它主要由光源、广告片和凸透镜组成。关于投影灯，下列说法正确的是（　　）</w:t>
       </w:r>
     </w:p>
     <w:p>
@@ -1712,9 +1671,9 @@
           <w:noProof/>
         </w:rPr>
         <w:drawing>
-          <wp:inline distT="0" distB="0" distL="0" distR="0" wp14:anchorId="633F5404" wp14:editId="22D55C1B">
-            <wp:extent cx="2670048" cy="1224793"/>
-            <wp:effectExtent l="0" t="0" r="0" b="0"/>
+          <wp:inline distT="0" distB="0" distL="0" distR="0" wp14:anchorId="633F5404" wp14:editId="0CBF3708">
+            <wp:extent cx="1938019" cy="889000"/>
+            <wp:effectExtent l="0" t="0" r="5715" b="6350"/>
             <wp:docPr id="38" name="图片24" descr="菁优网：http://www.jyeoo.com"/>
             <wp:cNvGraphicFramePr>
               <a:graphicFrameLocks xmlns:a="http://schemas.openxmlformats.org/drawingml/2006/main" noChangeAspect="1"/>
@@ -1737,7 +1696,7 @@
                   <pic:spPr>
                     <a:xfrm>
                       <a:off x="0" y="0"/>
-                      <a:ext cx="2683079" cy="1230771"/>
+                      <a:ext cx="1953330" cy="896023"/>
                     </a:xfrm>
                     <a:prstGeom prst="rect">
                       <a:avLst/>
@@ -1830,89 +1789,8 @@
     <w:p>
       <w:pPr>
         <w:pStyle w:val="af3"/>
-      </w:pPr>
-      <w:r>
-        <w:rPr>
-          <w:rFonts w:hint="eastAsia"/>
-        </w:rPr>
-        <w:t>【答案】</w:t>
-      </w:r>
-      <w:r>
-        <w:rPr>
-          <w:rFonts w:hint="eastAsia"/>
-        </w:rPr>
-        <w:t>C</w:t>
-      </w:r>
-    </w:p>
-    <w:p>
-      <w:pPr>
-        <w:spacing w:line="288" w:lineRule="auto"/>
-        <w:ind w:leftChars="-100" w:left="-210"/>
-        <w:rPr>
-          <w:rFonts w:ascii="Times New Roman" w:eastAsiaTheme="majorEastAsia" w:hAnsi="Times New Roman" w:cs="Times New Roman"/>
-          <w:b/>
-          <w:bCs/>
-          <w:color w:val="0000FF"/>
-        </w:rPr>
-      </w:pPr>
-    </w:p>
-    <w:p>
-      <w:pPr>
-        <w:spacing w:line="288" w:lineRule="auto"/>
-        <w:ind w:leftChars="-100" w:left="-210"/>
-        <w:rPr>
-          <w:rFonts w:ascii="Times New Roman" w:eastAsiaTheme="majorEastAsia" w:hAnsi="Times New Roman" w:cs="Times New Roman"/>
-          <w:b/>
-          <w:bCs/>
-          <w:color w:val="0000FF"/>
-        </w:rPr>
-      </w:pPr>
-    </w:p>
-    <w:p>
-      <w:pPr>
-        <w:spacing w:line="288" w:lineRule="auto"/>
-        <w:ind w:leftChars="-100" w:left="-210"/>
-        <w:rPr>
-          <w:rFonts w:ascii="Times New Roman" w:eastAsiaTheme="majorEastAsia" w:hAnsi="Times New Roman" w:cs="Times New Roman"/>
-          <w:b/>
-          <w:bCs/>
-          <w:color w:val="0000FF"/>
-        </w:rPr>
-      </w:pPr>
-    </w:p>
-    <w:p>
-      <w:pPr>
-        <w:spacing w:line="288" w:lineRule="auto"/>
-        <w:ind w:leftChars="-100" w:left="-210"/>
-        <w:rPr>
-          <w:rFonts w:ascii="Times New Roman" w:eastAsiaTheme="majorEastAsia" w:hAnsi="Times New Roman" w:cs="Times New Roman"/>
-          <w:b/>
-          <w:bCs/>
-          <w:color w:val="0000FF"/>
-        </w:rPr>
-      </w:pPr>
-    </w:p>
-    <w:p>
-      <w:pPr>
-        <w:spacing w:line="288" w:lineRule="auto"/>
-        <w:ind w:leftChars="-100" w:left="-210"/>
-        <w:rPr>
-          <w:rFonts w:ascii="Times New Roman" w:eastAsiaTheme="majorEastAsia" w:hAnsi="Times New Roman" w:cs="Times New Roman"/>
-          <w:b/>
-          <w:bCs/>
-          <w:color w:val="0000FF"/>
-        </w:rPr>
-      </w:pPr>
-    </w:p>
-    <w:p>
-      <w:pPr>
-        <w:spacing w:line="288" w:lineRule="auto"/>
-        <w:ind w:leftChars="-100" w:left="-210"/>
-        <w:rPr>
-          <w:rFonts w:ascii="Times New Roman" w:eastAsiaTheme="majorEastAsia" w:hAnsi="Times New Roman" w:cs="Times New Roman"/>
-          <w:b/>
-          <w:bCs/>
-          <w:color w:val="0000FF"/>
+        <w:rPr>
+          <w:rFonts w:hint="eastAsia"/>
         </w:rPr>
       </w:pPr>
     </w:p>
@@ -1925,7 +1803,6 @@
         <w:rPr>
           <w:noProof/>
         </w:rPr>
-        <w:lastRenderedPageBreak/>
         <mc:AlternateContent>
           <mc:Choice Requires="wps">
             <w:drawing>
@@ -2067,21 +1944,7 @@
         <w:rPr>
           <w:rFonts w:hint="eastAsia"/>
         </w:rPr>
-        <w:t>洛阳二里头博物馆</w:t>
-      </w:r>
-      <w:proofErr w:type="gramStart"/>
-      <w:r>
-        <w:rPr>
-          <w:rFonts w:hint="eastAsia"/>
-        </w:rPr>
-        <w:t>的骨猴是</w:t>
-      </w:r>
-      <w:proofErr w:type="gramEnd"/>
-      <w:r>
-        <w:rPr>
-          <w:rFonts w:hint="eastAsia"/>
-        </w:rPr>
-        <w:t>一件夏代微雕文物，仅高</w:t>
+        <w:t>洛阳二里头博物馆的骨猴是一件夏代微雕文物，仅高</w:t>
       </w:r>
       <w:r>
         <w:rPr>
@@ -2093,21 +1956,7 @@
         <w:rPr>
           <w:rFonts w:hint="eastAsia"/>
         </w:rPr>
-        <w:t>。如图，博物馆在</w:t>
-      </w:r>
-      <w:proofErr w:type="gramStart"/>
-      <w:r>
-        <w:rPr>
-          <w:rFonts w:hint="eastAsia"/>
-        </w:rPr>
-        <w:t>骨猴前</w:t>
-      </w:r>
-      <w:proofErr w:type="gramEnd"/>
-      <w:r>
-        <w:rPr>
-          <w:rFonts w:hint="eastAsia"/>
-        </w:rPr>
-        <w:t>放置放大镜，让游客可以更清晰地观察文物。下列说法正确的是（　　）</w:t>
+        <w:t>。如图，博物馆在骨猴前放置放大镜，让游客可以更清晰地观察文物。下列说法正确的是（　　）</w:t>
       </w:r>
     </w:p>
     <w:p>
@@ -2120,9 +1969,17 @@
           <w:noProof/>
         </w:rPr>
         <w:drawing>
-          <wp:inline distT="0" distB="0" distL="0" distR="0" wp14:anchorId="4817666D" wp14:editId="44C140CF">
+          <wp:anchor distT="0" distB="0" distL="114300" distR="114300" simplePos="0" relativeHeight="251658240" behindDoc="0" locked="0" layoutInCell="1" allowOverlap="1" wp14:anchorId="4817666D" wp14:editId="5A388528">
+            <wp:simplePos x="0" y="0"/>
+            <wp:positionH relativeFrom="column">
+              <wp:posOffset>3453765</wp:posOffset>
+            </wp:positionH>
+            <wp:positionV relativeFrom="paragraph">
+              <wp:posOffset>112395</wp:posOffset>
+            </wp:positionV>
             <wp:extent cx="1343025" cy="1057275"/>
-            <wp:effectExtent l="0" t="0" r="6350" b="635"/>
+            <wp:effectExtent l="0" t="0" r="9525" b="9525"/>
+            <wp:wrapNone/>
             <wp:docPr id="39" name="图片24" descr="菁优网：http://www.jyeoo.com"/>
             <wp:cNvGraphicFramePr>
               <a:graphicFrameLocks xmlns:a="http://schemas.openxmlformats.org/drawingml/2006/main" noChangeAspect="1"/>
@@ -2137,7 +1994,13 @@
                     </pic:cNvPicPr>
                   </pic:nvPicPr>
                   <pic:blipFill>
-                    <a:blip r:embed="rId20" cstate="print"/>
+                    <a:blip r:embed="rId20" cstate="print">
+                      <a:extLst>
+                        <a:ext uri="{28A0092B-C50C-407E-A947-70E740481C1C}">
+                          <a14:useLocalDpi xmlns:a14="http://schemas.microsoft.com/office/drawing/2010/main" val="0"/>
+                        </a:ext>
+                      </a:extLst>
+                    </a:blip>
                     <a:stretch>
                       <a:fillRect/>
                     </a:stretch>
@@ -2154,7 +2017,13 @@
                 </pic:pic>
               </a:graphicData>
             </a:graphic>
-          </wp:inline>
+            <wp14:sizeRelH relativeFrom="page">
+              <wp14:pctWidth>0</wp14:pctWidth>
+            </wp14:sizeRelH>
+            <wp14:sizeRelV relativeFrom="page">
+              <wp14:pctHeight>0</wp14:pctHeight>
+            </wp14:sizeRelV>
+          </wp:anchor>
         </w:drawing>
       </w:r>
     </w:p>
@@ -2192,21 +2061,7 @@
         <w:rPr>
           <w:rFonts w:hint="eastAsia"/>
         </w:rPr>
-        <w:t>．</w:t>
-      </w:r>
-      <w:proofErr w:type="gramStart"/>
-      <w:r>
-        <w:rPr>
-          <w:rFonts w:hint="eastAsia"/>
-        </w:rPr>
-        <w:t>骨猴与</w:t>
-      </w:r>
-      <w:proofErr w:type="gramEnd"/>
-      <w:r>
-        <w:rPr>
-          <w:rFonts w:hint="eastAsia"/>
-        </w:rPr>
-        <w:t>放大镜的距离大于透镜的一倍焦距</w:t>
+        <w:t>．骨猴与放大镜的距离大于透镜的一倍焦距</w:t>
       </w:r>
       <w:r>
         <w:tab/>
@@ -2226,21 +2081,7 @@
         <w:rPr>
           <w:rFonts w:hint="eastAsia"/>
         </w:rPr>
-        <w:t>．游客通过放大镜看到的</w:t>
-      </w:r>
-      <w:proofErr w:type="gramStart"/>
-      <w:r>
-        <w:rPr>
-          <w:rFonts w:hint="eastAsia"/>
-        </w:rPr>
-        <w:t>是骨猴放大</w:t>
-      </w:r>
-      <w:proofErr w:type="gramEnd"/>
-      <w:r>
-        <w:rPr>
-          <w:rFonts w:hint="eastAsia"/>
-        </w:rPr>
-        <w:t>的实像</w:t>
+        <w:t>．游客通过放大镜看到的是骨猴放大的实像</w:t>
       </w:r>
       <w:r>
         <w:tab/>
@@ -2249,6 +2090,9 @@
     <w:p>
       <w:pPr>
         <w:pStyle w:val="123"/>
+        <w:rPr>
+          <w:rFonts w:hint="eastAsia"/>
+        </w:rPr>
       </w:pPr>
       <w:r>
         <w:rPr>
@@ -2261,40 +2105,21 @@
           <w:rFonts w:hint="eastAsia"/>
         </w:rPr>
         <w:t>．将放大镜靠近骨猴，游客看到的像会变小</w:t>
-      </w:r>
-    </w:p>
-    <w:p>
-      <w:pPr>
-        <w:pStyle w:val="af3"/>
-      </w:pPr>
-      <w:r>
-        <w:rPr>
-          <w:rFonts w:hint="eastAsia"/>
-        </w:rPr>
-        <w:t>【答案】</w:t>
-      </w:r>
-      <w:r>
-        <w:rPr>
-          <w:rFonts w:hint="eastAsia"/>
-        </w:rPr>
-        <w:t>D</w:t>
       </w:r>
     </w:p>
     <w:p>
       <w:pPr>
         <w:pStyle w:val="af0"/>
         <w:ind w:left="672" w:hanging="672"/>
+        <w:rPr>
+          <w:rFonts w:hint="eastAsia"/>
+        </w:rPr>
       </w:pPr>
-    </w:p>
-    <w:p>
-      <w:pPr>
-        <w:pStyle w:val="af0"/>
-        <w:ind w:left="672" w:hanging="672"/>
-      </w:pPr>
       <w:r>
         <w:rPr>
           <w:noProof/>
         </w:rPr>
+        <w:lastRenderedPageBreak/>
         <mc:AlternateContent>
           <mc:Choice Requires="wps">
             <w:drawing>
@@ -2464,23 +2289,37 @@
     </w:p>
     <w:p>
       <w:pPr>
-        <w:spacing w:line="360" w:lineRule="auto"/>
-        <w:jc w:val="center"/>
-        <w:rPr>
-          <w:rFonts w:ascii="Times New Roman" w:hAnsi="Times New Roman" w:cs="Times New Roman"/>
-          <w:szCs w:val="21"/>
-        </w:rPr>
+        <w:pStyle w:val="af2"/>
+        <w:ind w:firstLine="672"/>
       </w:pPr>
       <w:r>
-        <w:rPr>
-          <w:rFonts w:ascii="Times New Roman" w:hAnsi="Times New Roman" w:cs="Times New Roman"/>
+        <w:t>A</w:t>
+      </w:r>
+      <w:r>
+        <w:t>．甲、乙两图的成像原理都和放大镜的工作原理相同</w:t>
+      </w:r>
+    </w:p>
+    <w:p>
+      <w:pPr>
+        <w:pStyle w:val="af2"/>
+        <w:ind w:firstLine="672"/>
+      </w:pPr>
+      <w:r>
+        <w:rPr>
           <w:noProof/>
-          <w:szCs w:val="21"/>
         </w:rPr>
         <w:drawing>
-          <wp:inline distT="0" distB="0" distL="0" distR="0" wp14:anchorId="44E01D8A" wp14:editId="64DA16E4">
-            <wp:extent cx="1626870" cy="749935"/>
+          <wp:anchor distT="0" distB="0" distL="114300" distR="114300" simplePos="0" relativeHeight="251655680" behindDoc="0" locked="0" layoutInCell="1" allowOverlap="1" wp14:anchorId="44E01D8A" wp14:editId="01AD1CCD">
+            <wp:simplePos x="0" y="0"/>
+            <wp:positionH relativeFrom="column">
+              <wp:posOffset>3460115</wp:posOffset>
+            </wp:positionH>
+            <wp:positionV relativeFrom="paragraph">
+              <wp:posOffset>60325</wp:posOffset>
+            </wp:positionV>
+            <wp:extent cx="1479550" cy="682025"/>
             <wp:effectExtent l="0" t="0" r="0" b="0"/>
+            <wp:wrapNone/>
             <wp:docPr id="178" name="图片 178" descr="E:\初中-数理化英语\初中物理\2018秋季\7.4-秋季初二物理人教提高班和基础班画图\提高班-画图\提高班——补图\第十一讲-凸透镜成像规律的应用.png\第十一讲-凸透镜成像规律的应用-08.png"/>
             <wp:cNvGraphicFramePr>
               <a:graphicFrameLocks xmlns:a="http://schemas.openxmlformats.org/drawingml/2006/main" noChangeAspect="1"/>
@@ -2510,7 +2349,7 @@
                   <pic:spPr>
                     <a:xfrm>
                       <a:off x="0" y="0"/>
-                      <a:ext cx="1643033" cy="757833"/>
+                      <a:ext cx="1482615" cy="683438"/>
                     </a:xfrm>
                     <a:prstGeom prst="rect">
                       <a:avLst/>
@@ -2523,8 +2362,20 @@
                 </pic:pic>
               </a:graphicData>
             </a:graphic>
-          </wp:inline>
+            <wp14:sizeRelH relativeFrom="page">
+              <wp14:pctWidth>0</wp14:pctWidth>
+            </wp14:sizeRelH>
+            <wp14:sizeRelV relativeFrom="page">
+              <wp14:pctHeight>0</wp14:pctHeight>
+            </wp14:sizeRelV>
+          </wp:anchor>
         </w:drawing>
+      </w:r>
+      <w:r>
+        <w:t>B</w:t>
+      </w:r>
+      <w:r>
+        <w:t>．甲图的成像原理和投影仪的工作原理相同</w:t>
       </w:r>
     </w:p>
     <w:p>
@@ -2533,10 +2384,10 @@
         <w:ind w:firstLine="672"/>
       </w:pPr>
       <w:r>
-        <w:t>A</w:t>
-      </w:r>
-      <w:r>
-        <w:t>．甲、乙两图的成像原理都和放大镜的工作原理相同</w:t>
+        <w:t>C</w:t>
+      </w:r>
+      <w:r>
+        <w:t>．乙图的成像原理和照相机的工作原理相同</w:t>
       </w:r>
     </w:p>
     <w:p>
@@ -2545,30 +2396,6 @@
         <w:ind w:firstLine="672"/>
       </w:pPr>
       <w:r>
-        <w:t>B</w:t>
-      </w:r>
-      <w:r>
-        <w:t>．甲图的成像原理和投影仪的工作原理相同</w:t>
-      </w:r>
-    </w:p>
-    <w:p>
-      <w:pPr>
-        <w:pStyle w:val="af2"/>
-        <w:ind w:firstLine="672"/>
-      </w:pPr>
-      <w:r>
-        <w:t>C</w:t>
-      </w:r>
-      <w:r>
-        <w:t>．乙图的成像原理和照相机的工作原理相同</w:t>
-      </w:r>
-    </w:p>
-    <w:p>
-      <w:pPr>
-        <w:pStyle w:val="af2"/>
-        <w:ind w:firstLine="672"/>
-      </w:pPr>
-      <w:r>
         <w:t>D</w:t>
       </w:r>
       <w:r>
@@ -2578,17 +2405,9 @@
     <w:p>
       <w:pPr>
         <w:pStyle w:val="af3"/>
-      </w:pPr>
-      <w:r>
-        <w:t>【答案】</w:t>
-      </w:r>
-      <w:r>
-        <w:t>B</w:t>
-      </w:r>
-    </w:p>
-    <w:p>
-      <w:pPr>
-        <w:pStyle w:val="af3"/>
+        <w:rPr>
+          <w:rFonts w:hint="eastAsia"/>
+        </w:rPr>
       </w:pPr>
     </w:p>
     <w:p>
@@ -2808,8 +2627,8 @@
           <w:noProof/>
         </w:rPr>
         <w:drawing>
-          <wp:inline distT="0" distB="0" distL="0" distR="0" wp14:anchorId="5979D87B" wp14:editId="3272CF23">
-            <wp:extent cx="1194435" cy="694690"/>
+          <wp:inline distT="0" distB="0" distL="0" distR="0" wp14:anchorId="5979D87B" wp14:editId="3C465D32">
+            <wp:extent cx="1168400" cy="609600"/>
             <wp:effectExtent l="0" t="0" r="0" b="0"/>
             <wp:docPr id="1381" name="内容占位符 5"/>
             <wp:cNvGraphicFramePr>
@@ -2850,7 +2669,7 @@
                   <pic:spPr>
                     <a:xfrm>
                       <a:off x="0" y="0"/>
-                      <a:ext cx="1199200" cy="697494"/>
+                      <a:ext cx="1173127" cy="612066"/>
                     </a:xfrm>
                     <a:prstGeom prst="rect">
                       <a:avLst/>
@@ -2870,9 +2689,9 @@
           <w:noProof/>
         </w:rPr>
         <w:drawing>
-          <wp:inline distT="0" distB="0" distL="0" distR="0" wp14:anchorId="79812D21" wp14:editId="6BAD4CC3">
-            <wp:extent cx="1731645" cy="859790"/>
-            <wp:effectExtent l="0" t="0" r="6350" b="3810"/>
+          <wp:inline distT="0" distB="0" distL="0" distR="0" wp14:anchorId="79812D21" wp14:editId="25C3D13F">
+            <wp:extent cx="1384300" cy="687495"/>
+            <wp:effectExtent l="0" t="0" r="6350" b="0"/>
             <wp:docPr id="1382" name="图片 1382" descr="菁优网：http://www.jyeoo.com"/>
             <wp:cNvGraphicFramePr>
               <a:graphicFrameLocks xmlns:a="http://schemas.openxmlformats.org/drawingml/2006/main" noChangeAspect="1"/>
@@ -2902,7 +2721,7 @@
                   <pic:spPr>
                     <a:xfrm>
                       <a:off x="0" y="0"/>
-                      <a:ext cx="1786699" cy="887341"/>
+                      <a:ext cx="1433755" cy="712056"/>
                     </a:xfrm>
                     <a:prstGeom prst="rect">
                       <a:avLst/>
@@ -3039,6 +2858,9 @@
     <w:p>
       <w:pPr>
         <w:pStyle w:val="123"/>
+        <w:rPr>
+          <w:rFonts w:hint="eastAsia"/>
+        </w:rPr>
       </w:pPr>
       <w:r>
         <w:t>D</w:t>
@@ -3068,14 +2890,10 @@
     <w:p>
       <w:pPr>
         <w:pStyle w:val="af3"/>
+        <w:rPr>
+          <w:rFonts w:hint="eastAsia"/>
+        </w:rPr>
       </w:pPr>
-      <w:r>
-        <w:lastRenderedPageBreak/>
-        <w:t>【答案】</w:t>
-      </w:r>
-      <w:r>
-        <w:t>C</w:t>
-      </w:r>
     </w:p>
     <w:p>
       <w:pPr>
@@ -3480,6 +3298,9 @@
         <w:pStyle w:val="af0"/>
         <w:ind w:left="672" w:hanging="672"/>
         <w:jc w:val="center"/>
+        <w:rPr>
+          <w:rFonts w:hint="eastAsia"/>
+        </w:rPr>
       </w:pPr>
       <w:r>
         <w:rPr>
@@ -3487,9 +3308,9 @@
           <w:noProof/>
         </w:rPr>
         <w:drawing>
-          <wp:inline distT="0" distB="0" distL="0" distR="0" wp14:anchorId="7266C5C1" wp14:editId="18F9A7C3">
-            <wp:extent cx="4279392" cy="818687"/>
-            <wp:effectExtent l="0" t="0" r="6985" b="635"/>
+          <wp:inline distT="0" distB="0" distL="0" distR="0" wp14:anchorId="7266C5C1" wp14:editId="019F410C">
+            <wp:extent cx="3092450" cy="591615"/>
+            <wp:effectExtent l="0" t="0" r="0" b="0"/>
             <wp:docPr id="42" name="图片24" descr="菁优网：http://www.jyeoo.com"/>
             <wp:cNvGraphicFramePr>
               <a:graphicFrameLocks xmlns:a="http://schemas.openxmlformats.org/drawingml/2006/main" noChangeAspect="1"/>
@@ -3512,7 +3333,7 @@
                   <pic:spPr>
                     <a:xfrm>
                       <a:off x="0" y="0"/>
-                      <a:ext cx="4316983" cy="825879"/>
+                      <a:ext cx="3183908" cy="609112"/>
                     </a:xfrm>
                     <a:prstGeom prst="rect">
                       <a:avLst/>
@@ -3527,67 +3348,6 @@
     </w:p>
     <w:p>
       <w:pPr>
-        <w:pStyle w:val="af3"/>
-      </w:pPr>
-      <w:r>
-        <w:rPr>
-          <w:rFonts w:hint="eastAsia"/>
-        </w:rPr>
-        <w:t>【答案】</w:t>
-      </w:r>
-      <w:proofErr w:type="gramStart"/>
-      <w:r>
-        <w:rPr>
-          <w:rFonts w:hint="eastAsia"/>
-        </w:rPr>
-        <w:t>凸</w:t>
-      </w:r>
-      <w:proofErr w:type="gramEnd"/>
-      <w:r>
-        <w:rPr>
-          <w:rFonts w:hint="eastAsia"/>
-        </w:rPr>
-        <w:t>；会聚；</w:t>
-      </w:r>
-      <w:r>
-        <w:rPr>
-          <w:rFonts w:hint="eastAsia"/>
-        </w:rPr>
-        <w:t>Q</w:t>
-      </w:r>
-      <w:r>
-        <w:rPr>
-          <w:rFonts w:hint="eastAsia"/>
-        </w:rPr>
-        <w:t>；</w:t>
-      </w:r>
-      <w:r>
-        <w:rPr>
-          <w:rFonts w:hint="eastAsia"/>
-        </w:rPr>
-        <w:t>A</w:t>
-      </w:r>
-      <w:r>
-        <w:rPr>
-          <w:rFonts w:hint="eastAsia"/>
-        </w:rPr>
-        <w:t>。</w:t>
-      </w:r>
-    </w:p>
-    <w:p>
-      <w:pPr>
-        <w:spacing w:line="288" w:lineRule="auto"/>
-        <w:ind w:leftChars="-100" w:left="-210"/>
-        <w:rPr>
-          <w:rFonts w:ascii="Times New Roman" w:eastAsiaTheme="majorEastAsia" w:hAnsi="Times New Roman" w:cs="Times New Roman"/>
-          <w:b/>
-          <w:bCs/>
-          <w:color w:val="0000FF"/>
-        </w:rPr>
-      </w:pPr>
-    </w:p>
-    <w:p>
-      <w:pPr>
         <w:pStyle w:val="af0"/>
         <w:ind w:left="672" w:hanging="672"/>
       </w:pPr>
@@ -3598,7 +3358,7 @@
         <mc:AlternateContent>
           <mc:Choice Requires="wps">
             <w:drawing>
-              <wp:inline distT="0" distB="0" distL="0" distR="0" wp14:anchorId="15C0CAF1" wp14:editId="203633A1">
+              <wp:inline distT="0" distB="0" distL="0" distR="0" wp14:anchorId="15C0CAF1" wp14:editId="1928E707">
                 <wp:extent cx="352425" cy="172720"/>
                 <wp:effectExtent l="0" t="0" r="3810" b="0"/>
                 <wp:docPr id="1536031117" name="矩形 1536031117"/>
@@ -3766,18 +3526,20 @@
       <w:r>
         <w:rPr>
           <w:rFonts w:hint="eastAsia"/>
-        </w:rPr>
-        <w:t xml:space="preserve"> </w:t>
-      </w:r>
-      <w:r>
-        <w:rPr>
-          <w:rFonts w:hint="eastAsia"/>
           <w:noProof/>
         </w:rPr>
         <w:drawing>
-          <wp:inline distT="0" distB="0" distL="0" distR="0" wp14:anchorId="5DF66FC2" wp14:editId="522A5D49">
-            <wp:extent cx="5242560" cy="1541780"/>
-            <wp:effectExtent l="0" t="0" r="3810" b="1905"/>
+          <wp:anchor distT="0" distB="0" distL="114300" distR="114300" simplePos="0" relativeHeight="251660800" behindDoc="0" locked="0" layoutInCell="1" allowOverlap="1" wp14:anchorId="5DF66FC2" wp14:editId="7D04CD56">
+            <wp:simplePos x="0" y="0"/>
+            <wp:positionH relativeFrom="column">
+              <wp:posOffset>2539365</wp:posOffset>
+            </wp:positionH>
+            <wp:positionV relativeFrom="paragraph">
+              <wp:posOffset>45085</wp:posOffset>
+            </wp:positionV>
+            <wp:extent cx="2654300" cy="780650"/>
+            <wp:effectExtent l="0" t="0" r="0" b="635"/>
+            <wp:wrapNone/>
             <wp:docPr id="19" name="图片24" descr="菁优网：http://www.jyeoo.com"/>
             <wp:cNvGraphicFramePr>
               <a:graphicFrameLocks xmlns:a="http://schemas.openxmlformats.org/drawingml/2006/main" noChangeAspect="1"/>
@@ -3792,7 +3554,13 @@
                     </pic:cNvPicPr>
                   </pic:nvPicPr>
                   <pic:blipFill>
-                    <a:blip r:embed="rId26" cstate="print"/>
+                    <a:blip r:embed="rId26" cstate="print">
+                      <a:extLst>
+                        <a:ext uri="{28A0092B-C50C-407E-A947-70E740481C1C}">
+                          <a14:useLocalDpi xmlns:a14="http://schemas.microsoft.com/office/drawing/2010/main" val="0"/>
+                        </a:ext>
+                      </a:extLst>
+                    </a:blip>
                     <a:stretch>
                       <a:fillRect/>
                     </a:stretch>
@@ -3800,7 +3568,7 @@
                   <pic:spPr>
                     <a:xfrm>
                       <a:off x="0" y="0"/>
-                      <a:ext cx="5242570" cy="1542291"/>
+                      <a:ext cx="2654300" cy="780650"/>
                     </a:xfrm>
                     <a:prstGeom prst="rect">
                       <a:avLst/>
@@ -3809,8 +3577,20 @@
                 </pic:pic>
               </a:graphicData>
             </a:graphic>
-          </wp:inline>
+            <wp14:sizeRelH relativeFrom="page">
+              <wp14:pctWidth>0</wp14:pctWidth>
+            </wp14:sizeRelH>
+            <wp14:sizeRelV relativeFrom="page">
+              <wp14:pctHeight>0</wp14:pctHeight>
+            </wp14:sizeRelV>
+          </wp:anchor>
         </w:drawing>
+      </w:r>
+      <w:r>
+        <w:rPr>
+          <w:rFonts w:hint="eastAsia"/>
+        </w:rPr>
+        <w:t xml:space="preserve"> </w:t>
       </w:r>
     </w:p>
     <w:p>
@@ -3905,77 +3685,8 @@
     <w:p>
       <w:pPr>
         <w:pStyle w:val="af3"/>
-      </w:pPr>
-      <w:r>
-        <w:rPr>
-          <w:rFonts w:hint="eastAsia"/>
-        </w:rPr>
-        <w:t>【答案】</w:t>
-      </w:r>
-      <w:r>
-        <w:rPr>
-          <w:rFonts w:hint="eastAsia"/>
-        </w:rPr>
-        <w:t>C</w:t>
-      </w:r>
-    </w:p>
-    <w:p>
-      <w:pPr>
-        <w:spacing w:line="288" w:lineRule="auto"/>
-        <w:ind w:leftChars="-100" w:left="-210"/>
-        <w:rPr>
-          <w:rFonts w:ascii="Times New Roman" w:eastAsiaTheme="majorEastAsia" w:hAnsi="Times New Roman" w:cs="Times New Roman"/>
-          <w:b/>
-          <w:bCs/>
-          <w:color w:val="0000FF"/>
-        </w:rPr>
-      </w:pPr>
-    </w:p>
-    <w:p>
-      <w:pPr>
-        <w:spacing w:line="288" w:lineRule="auto"/>
-        <w:ind w:leftChars="-100" w:left="-210"/>
-        <w:rPr>
-          <w:rFonts w:ascii="Times New Roman" w:eastAsiaTheme="majorEastAsia" w:hAnsi="Times New Roman" w:cs="Times New Roman"/>
-          <w:b/>
-          <w:bCs/>
-          <w:color w:val="0000FF"/>
-        </w:rPr>
-      </w:pPr>
-    </w:p>
-    <w:p>
-      <w:pPr>
-        <w:spacing w:line="288" w:lineRule="auto"/>
-        <w:ind w:leftChars="-100" w:left="-210"/>
-        <w:rPr>
-          <w:rFonts w:ascii="Times New Roman" w:eastAsiaTheme="majorEastAsia" w:hAnsi="Times New Roman" w:cs="Times New Roman"/>
-          <w:b/>
-          <w:bCs/>
-          <w:color w:val="0000FF"/>
-        </w:rPr>
-      </w:pPr>
-    </w:p>
-    <w:p>
-      <w:pPr>
-        <w:spacing w:line="288" w:lineRule="auto"/>
-        <w:ind w:leftChars="-100" w:left="-210"/>
-        <w:rPr>
-          <w:rFonts w:ascii="Times New Roman" w:eastAsiaTheme="majorEastAsia" w:hAnsi="Times New Roman" w:cs="Times New Roman"/>
-          <w:b/>
-          <w:bCs/>
-          <w:color w:val="0000FF"/>
-        </w:rPr>
-      </w:pPr>
-    </w:p>
-    <w:p>
-      <w:pPr>
-        <w:spacing w:line="288" w:lineRule="auto"/>
-        <w:ind w:leftChars="-100" w:left="-210"/>
-        <w:rPr>
-          <w:rFonts w:ascii="Times New Roman" w:eastAsiaTheme="majorEastAsia" w:hAnsi="Times New Roman" w:cs="Times New Roman"/>
-          <w:b/>
-          <w:bCs/>
-          <w:color w:val="0000FF"/>
+        <w:rPr>
+          <w:rFonts w:hint="eastAsia"/>
         </w:rPr>
       </w:pPr>
     </w:p>
@@ -4158,38 +3869,22 @@
           </mc:Fallback>
         </mc:AlternateContent>
       </w:r>
-      <w:proofErr w:type="gramStart"/>
-      <w:r>
-        <w:rPr>
-          <w:rFonts w:hint="eastAsia"/>
-        </w:rPr>
-        <w:t>小听和</w:t>
-      </w:r>
-      <w:proofErr w:type="gramEnd"/>
-      <w:r>
-        <w:rPr>
-          <w:rFonts w:hint="eastAsia"/>
-        </w:rPr>
-        <w:t>小明在观看“天宫课堂”王亚平老师展示的水球实验时，他们想到了不同的问题：</w:t>
+      <w:r>
+        <w:rPr>
+          <w:rFonts w:hint="eastAsia"/>
+        </w:rPr>
+        <w:t>小听和小明在观看“天宫课堂”王亚平老师展示水球实验时，他们想到了不同的问题：</w:t>
       </w:r>
     </w:p>
     <w:p>
       <w:pPr>
         <w:pStyle w:val="123"/>
       </w:pPr>
-      <w:proofErr w:type="gramStart"/>
-      <w:r>
-        <w:rPr>
-          <w:rFonts w:hint="eastAsia"/>
-        </w:rPr>
-        <w:t>小听看到</w:t>
-      </w:r>
-      <w:proofErr w:type="gramEnd"/>
-      <w:r>
-        <w:rPr>
-          <w:rFonts w:hint="eastAsia"/>
-        </w:rPr>
-        <w:t>如图</w:t>
+      <w:r>
+        <w:rPr>
+          <w:rFonts w:hint="eastAsia"/>
+        </w:rPr>
+        <w:t>小听看到如图</w:t>
       </w:r>
       <w:r>
         <w:rPr>
@@ -4234,14 +3929,13 @@
       </w:pPr>
       <w:r>
         <w:rPr>
-          <w:rFonts w:hint="eastAsia"/>
           <w:noProof/>
         </w:rPr>
         <w:drawing>
-          <wp:inline distT="0" distB="0" distL="0" distR="0" wp14:anchorId="3E49A45E" wp14:editId="1A3843BE">
-            <wp:extent cx="4506164" cy="2437466"/>
-            <wp:effectExtent l="0" t="0" r="8890" b="1270"/>
-            <wp:docPr id="22" name="图片24" descr="菁优网：http://www.jyeoo.com"/>
+          <wp:inline distT="0" distB="0" distL="0" distR="0" wp14:anchorId="52D8C252" wp14:editId="232CA94D">
+            <wp:extent cx="2461606" cy="654050"/>
+            <wp:effectExtent l="0" t="0" r="0" b="0"/>
+            <wp:docPr id="344834723" name="图片 1"/>
             <wp:cNvGraphicFramePr>
               <a:graphicFrameLocks xmlns:a="http://schemas.openxmlformats.org/drawingml/2006/main" noChangeAspect="1"/>
             </wp:cNvGraphicFramePr>
@@ -4249,13 +3943,11 @@
               <a:graphicData uri="http://schemas.openxmlformats.org/drawingml/2006/picture">
                 <pic:pic xmlns:pic="http://schemas.openxmlformats.org/drawingml/2006/picture">
                   <pic:nvPicPr>
-                    <pic:cNvPr id="22" name="图片24" descr="菁优网：http://www.jyeoo.com"/>
-                    <pic:cNvPicPr>
-                      <a:picLocks noChangeAspect="1"/>
-                    </pic:cNvPicPr>
+                    <pic:cNvPr id="344834723" name=""/>
+                    <pic:cNvPicPr/>
                   </pic:nvPicPr>
                   <pic:blipFill>
-                    <a:blip r:embed="rId27" cstate="print"/>
+                    <a:blip r:embed="rId27"/>
                     <a:stretch>
                       <a:fillRect/>
                     </a:stretch>
@@ -4263,7 +3955,7 @@
                   <pic:spPr>
                     <a:xfrm>
                       <a:off x="0" y="0"/>
-                      <a:ext cx="4516742" cy="2443188"/>
+                      <a:ext cx="2467661" cy="655659"/>
                     </a:xfrm>
                     <a:prstGeom prst="rect">
                       <a:avLst/>
@@ -4275,6 +3967,46 @@
           </wp:inline>
         </w:drawing>
       </w:r>
+      <w:r>
+        <w:rPr>
+          <w:noProof/>
+        </w:rPr>
+        <w:drawing>
+          <wp:inline distT="0" distB="0" distL="0" distR="0" wp14:anchorId="02B6AA64" wp14:editId="15AED5E1">
+            <wp:extent cx="2082800" cy="793141"/>
+            <wp:effectExtent l="0" t="0" r="0" b="6985"/>
+            <wp:docPr id="306101209" name="图片 1"/>
+            <wp:cNvGraphicFramePr>
+              <a:graphicFrameLocks xmlns:a="http://schemas.openxmlformats.org/drawingml/2006/main" noChangeAspect="1"/>
+            </wp:cNvGraphicFramePr>
+            <a:graphic xmlns:a="http://schemas.openxmlformats.org/drawingml/2006/main">
+              <a:graphicData uri="http://schemas.openxmlformats.org/drawingml/2006/picture">
+                <pic:pic xmlns:pic="http://schemas.openxmlformats.org/drawingml/2006/picture">
+                  <pic:nvPicPr>
+                    <pic:cNvPr id="306101209" name=""/>
+                    <pic:cNvPicPr/>
+                  </pic:nvPicPr>
+                  <pic:blipFill>
+                    <a:blip r:embed="rId28"/>
+                    <a:stretch>
+                      <a:fillRect/>
+                    </a:stretch>
+                  </pic:blipFill>
+                  <pic:spPr>
+                    <a:xfrm>
+                      <a:off x="0" y="0"/>
+                      <a:ext cx="2118011" cy="806549"/>
+                    </a:xfrm>
+                    <a:prstGeom prst="rect">
+                      <a:avLst/>
+                    </a:prstGeom>
+                  </pic:spPr>
+                </pic:pic>
+              </a:graphicData>
+            </a:graphic>
+          </wp:inline>
+        </w:drawing>
+      </w:r>
     </w:p>
     <w:p>
       <w:pPr>
@@ -4593,14 +4325,12 @@
         </w:rPr>
         <w:t>④</w:t>
       </w:r>
-      <w:proofErr w:type="gramStart"/>
       <w:r>
         <w:rPr>
           <w:rFonts w:hint="eastAsia"/>
         </w:rPr>
         <w:t>这时像</w:t>
       </w:r>
-      <w:proofErr w:type="gramEnd"/>
       <w:r>
         <w:rPr>
           <w:rFonts w:hint="eastAsia"/>
@@ -4681,6 +4411,90 @@
         </w:rPr>
         <w:t>、放大实像</w:t>
       </w:r>
+      <w:r>
+        <w:rPr>
+          <w:rFonts w:hint="eastAsia"/>
+        </w:rPr>
+        <w:t xml:space="preserve"> </w:t>
+      </w:r>
+      <w:r>
+        <w:rPr>
+          <w:rFonts w:hint="eastAsia"/>
+        </w:rPr>
+        <w:t>B</w:t>
+      </w:r>
+      <w:r>
+        <w:rPr>
+          <w:rFonts w:hint="eastAsia"/>
+        </w:rPr>
+        <w:t>、等大实像</w:t>
+      </w:r>
+      <w:r>
+        <w:rPr>
+          <w:rFonts w:hint="eastAsia"/>
+        </w:rPr>
+        <w:t xml:space="preserve"> </w:t>
+      </w:r>
+      <w:r>
+        <w:rPr>
+          <w:rFonts w:hint="eastAsia"/>
+        </w:rPr>
+        <w:t>C</w:t>
+      </w:r>
+      <w:r>
+        <w:rPr>
+          <w:rFonts w:hint="eastAsia"/>
+        </w:rPr>
+        <w:t>、缩小实像</w:t>
+      </w:r>
+      <w:r>
+        <w:rPr>
+          <w:rFonts w:hint="eastAsia"/>
+        </w:rPr>
+        <w:t>D</w:t>
+      </w:r>
+      <w:r>
+        <w:rPr>
+          <w:rFonts w:hint="eastAsia"/>
+        </w:rPr>
+        <w:t>、放大虚像</w:t>
+      </w:r>
+      <w:r>
+        <w:rPr>
+          <w:rFonts w:hint="eastAsia"/>
+        </w:rPr>
+        <w:t xml:space="preserve"> </w:t>
+      </w:r>
+      <w:r>
+        <w:rPr>
+          <w:rFonts w:hint="eastAsia"/>
+        </w:rPr>
+        <w:t>E</w:t>
+      </w:r>
+      <w:r>
+        <w:rPr>
+          <w:rFonts w:hint="eastAsia"/>
+        </w:rPr>
+        <w:t>、等大虚像</w:t>
+      </w:r>
+      <w:r>
+        <w:rPr>
+          <w:rFonts w:hint="eastAsia"/>
+        </w:rPr>
+        <w:t xml:space="preserve"> </w:t>
+      </w:r>
+      <w:r>
+        <w:rPr>
+          <w:rFonts w:hint="eastAsia"/>
+        </w:rPr>
+        <w:t>F</w:t>
+      </w:r>
+      <w:r>
+        <w:rPr>
+          <w:rFonts w:hint="eastAsia"/>
+        </w:rPr>
+        <w:t>、缩小虚像</w:t>
+      </w:r>
     </w:p>
     <w:p>
       <w:pPr>
@@ -4690,13 +4504,43 @@
         <w:rPr>
           <w:rFonts w:hint="eastAsia"/>
         </w:rPr>
-        <w:t>B</w:t>
-      </w:r>
-      <w:r>
-        <w:rPr>
-          <w:rFonts w:hint="eastAsia"/>
-        </w:rPr>
-        <w:t>、等大实像</w:t>
+        <w:t>小明在观看“天宫课堂”王亚平老师展示的水球实验时，想到水球可以看作凸透镜，于是回忆到“探究凸透镜成像规律”实验的情景，如图</w:t>
+      </w:r>
+      <w:r>
+        <w:rPr>
+          <w:rFonts w:hint="eastAsia"/>
+        </w:rPr>
+        <w:t>3</w:t>
+      </w:r>
+      <w:r>
+        <w:rPr>
+          <w:rFonts w:hint="eastAsia"/>
+        </w:rPr>
+        <w:t>，请回答（</w:t>
+      </w:r>
+      <w:r>
+        <w:rPr>
+          <w:rFonts w:hint="eastAsia"/>
+        </w:rPr>
+        <w:t>3</w:t>
+      </w:r>
+      <w:r>
+        <w:rPr>
+          <w:rFonts w:hint="eastAsia"/>
+        </w:rPr>
+        <w:t>）至（</w:t>
+      </w:r>
+      <w:r>
+        <w:rPr>
+          <w:rFonts w:hint="eastAsia"/>
+        </w:rPr>
+        <w:t>6</w:t>
+      </w:r>
+      <w:r>
+        <w:rPr>
+          <w:rFonts w:hint="eastAsia"/>
+        </w:rPr>
+        <w:t>）四个小题：</w:t>
       </w:r>
     </w:p>
     <w:p>
@@ -4707,180 +4551,50 @@
         <w:rPr>
           <w:rFonts w:hint="eastAsia"/>
         </w:rPr>
-        <w:t>C</w:t>
-      </w:r>
-      <w:r>
-        <w:rPr>
-          <w:rFonts w:hint="eastAsia"/>
-        </w:rPr>
-        <w:t>、缩小实像</w:t>
+        <w:t>透镜保持不动，高度为</w:t>
+      </w:r>
+      <w:r>
+        <w:rPr>
+          <w:rFonts w:hint="eastAsia"/>
+        </w:rPr>
+        <w:t>3.0cm</w:t>
+      </w:r>
+      <w:r>
+        <w:rPr>
+          <w:rFonts w:hint="eastAsia"/>
+        </w:rPr>
+        <w:t>的</w:t>
+      </w:r>
+      <w:r>
+        <w:rPr>
+          <w:rFonts w:hint="eastAsia"/>
+        </w:rPr>
+        <w:t>F</w:t>
+      </w:r>
+      <w:r>
+        <w:rPr>
+          <w:rFonts w:hint="eastAsia"/>
+        </w:rPr>
+        <w:t>灯逐渐远离透镜。</w:t>
       </w:r>
     </w:p>
     <w:p>
       <w:pPr>
         <w:pStyle w:val="123"/>
+        <w:rPr>
+          <w:rFonts w:hint="eastAsia"/>
+        </w:rPr>
       </w:pPr>
       <w:r>
         <w:rPr>
           <w:rFonts w:hint="eastAsia"/>
         </w:rPr>
-        <w:t>D</w:t>
-      </w:r>
-      <w:r>
-        <w:rPr>
-          <w:rFonts w:hint="eastAsia"/>
-        </w:rPr>
-        <w:t>、放大虚像</w:t>
-      </w:r>
-    </w:p>
-    <w:p>
-      <w:pPr>
-        <w:pStyle w:val="123"/>
-      </w:pPr>
-      <w:r>
-        <w:rPr>
-          <w:rFonts w:hint="eastAsia"/>
-        </w:rPr>
-        <w:t>E</w:t>
-      </w:r>
-      <w:r>
-        <w:rPr>
-          <w:rFonts w:hint="eastAsia"/>
-        </w:rPr>
-        <w:t>、等大虚像</w:t>
-      </w:r>
-    </w:p>
-    <w:p>
-      <w:pPr>
-        <w:pStyle w:val="123"/>
-      </w:pPr>
-      <w:r>
-        <w:rPr>
-          <w:rFonts w:hint="eastAsia"/>
-        </w:rPr>
-        <w:t>F</w:t>
-      </w:r>
-      <w:r>
-        <w:rPr>
-          <w:rFonts w:hint="eastAsia"/>
-        </w:rPr>
-        <w:t>、缩小虚像</w:t>
-      </w:r>
-    </w:p>
-    <w:p>
-      <w:pPr>
-        <w:pStyle w:val="123"/>
-      </w:pPr>
-      <w:r>
-        <w:rPr>
-          <w:rFonts w:hint="eastAsia"/>
-        </w:rPr>
-        <w:t>小明在观看“天宫课堂”王亚平老师展示的水球实验时，想到水球可以看作凸透镜，于是回忆到“探究凸透镜成像规律”实验的情景，如图</w:t>
-      </w:r>
-      <w:r>
-        <w:rPr>
-          <w:rFonts w:hint="eastAsia"/>
-        </w:rPr>
-        <w:t>3</w:t>
-      </w:r>
-      <w:r>
-        <w:rPr>
-          <w:rFonts w:hint="eastAsia"/>
-        </w:rPr>
-        <w:t>，请回答（</w:t>
-      </w:r>
-      <w:r>
-        <w:rPr>
-          <w:rFonts w:hint="eastAsia"/>
-        </w:rPr>
-        <w:t>3</w:t>
-      </w:r>
-      <w:r>
-        <w:rPr>
-          <w:rFonts w:hint="eastAsia"/>
-        </w:rPr>
-        <w:t>）至（</w:t>
-      </w:r>
-      <w:r>
-        <w:rPr>
-          <w:rFonts w:hint="eastAsia"/>
-        </w:rPr>
-        <w:t>6</w:t>
-      </w:r>
-      <w:r>
-        <w:rPr>
-          <w:rFonts w:hint="eastAsia"/>
-        </w:rPr>
-        <w:t>）四个小题：</w:t>
-      </w:r>
-    </w:p>
-    <w:p>
-      <w:pPr>
-        <w:pStyle w:val="123"/>
-      </w:pPr>
-      <w:r>
-        <w:rPr>
-          <w:rFonts w:hint="eastAsia"/>
-        </w:rPr>
-        <w:t>透镜保持不动，高度为</w:t>
-      </w:r>
-      <w:r>
-        <w:rPr>
-          <w:rFonts w:hint="eastAsia"/>
-        </w:rPr>
-        <w:t>3.0cm</w:t>
-      </w:r>
-      <w:r>
-        <w:rPr>
-          <w:rFonts w:hint="eastAsia"/>
-        </w:rPr>
-        <w:t>的</w:t>
-      </w:r>
-      <w:r>
-        <w:rPr>
-          <w:rFonts w:hint="eastAsia"/>
-        </w:rPr>
-        <w:t>F</w:t>
-      </w:r>
-      <w:proofErr w:type="gramStart"/>
-      <w:r>
-        <w:rPr>
-          <w:rFonts w:hint="eastAsia"/>
-        </w:rPr>
-        <w:t>灯逐渐</w:t>
-      </w:r>
-      <w:proofErr w:type="gramEnd"/>
-      <w:r>
-        <w:rPr>
-          <w:rFonts w:hint="eastAsia"/>
-        </w:rPr>
-        <w:t>远离透镜。</w:t>
-      </w:r>
-    </w:p>
-    <w:p>
-      <w:pPr>
-        <w:pStyle w:val="123"/>
-      </w:pPr>
-      <w:r>
-        <w:rPr>
-          <w:rFonts w:hint="eastAsia"/>
-        </w:rPr>
         <w:t>实验中的数据如表格所示，部分数据未列出：</w:t>
       </w:r>
-    </w:p>
-    <w:p>
-      <w:pPr>
-        <w:pStyle w:val="123"/>
-      </w:pPr>
-    </w:p>
-    <w:p>
-      <w:pPr>
-        <w:pStyle w:val="123"/>
-      </w:pPr>
     </w:p>
     <w:tbl>
       <w:tblPr>
-        <w:tblW w:w="0" w:type="auto"/>
+        <w:tblW w:w="8274" w:type="dxa"/>
         <w:tblInd w:w="280" w:type="dxa"/>
         <w:tblBorders>
           <w:top w:val="single" w:sz="0" w:space="0" w:color="000000"/>
@@ -4899,29 +4613,37 @@
         <w:tblLook w:val="04A0" w:firstRow="1" w:lastRow="0" w:firstColumn="1" w:lastColumn="0" w:noHBand="0" w:noVBand="1"/>
       </w:tblPr>
       <w:tblGrid>
-        <w:gridCol w:w="1004"/>
-        <w:gridCol w:w="1000"/>
-        <w:gridCol w:w="1009"/>
-        <w:gridCol w:w="1009"/>
-        <w:gridCol w:w="1008"/>
-        <w:gridCol w:w="1009"/>
-        <w:gridCol w:w="1009"/>
-        <w:gridCol w:w="1009"/>
+        <w:gridCol w:w="1032"/>
+        <w:gridCol w:w="1027"/>
+        <w:gridCol w:w="1036"/>
+        <w:gridCol w:w="1036"/>
+        <w:gridCol w:w="1035"/>
+        <w:gridCol w:w="1036"/>
+        <w:gridCol w:w="1036"/>
+        <w:gridCol w:w="1036"/>
       </w:tblGrid>
       <w:tr>
+        <w:trPr>
+          <w:trHeight w:val="273"/>
+        </w:trPr>
         <w:tc>
           <w:tcPr>
-            <w:tcW w:w="1065" w:type="dxa"/>
+            <w:tcW w:w="1032" w:type="dxa"/>
           </w:tcPr>
           <w:p>
             <w:pPr>
               <w:spacing w:line="360" w:lineRule="auto"/>
               <w:jc w:val="center"/>
+              <w:rPr>
+                <w:sz w:val="18"/>
+                <w:szCs w:val="18"/>
+              </w:rPr>
             </w:pPr>
             <w:r>
               <w:rPr>
                 <w:rFonts w:ascii="Times New Roman" w:eastAsia="新宋体" w:hAnsi="Times New Roman" w:hint="eastAsia"/>
-                <w:szCs w:val="21"/>
+                <w:sz w:val="18"/>
+                <w:szCs w:val="18"/>
               </w:rPr>
               <w:t>实验序号</w:t>
             </w:r>
@@ -4929,24 +4651,30 @@
         </w:tc>
         <w:tc>
           <w:tcPr>
-            <w:tcW w:w="1065" w:type="dxa"/>
+            <w:tcW w:w="1027" w:type="dxa"/>
           </w:tcPr>
           <w:p>
             <w:pPr>
               <w:spacing w:line="360" w:lineRule="auto"/>
               <w:jc w:val="center"/>
+              <w:rPr>
+                <w:sz w:val="18"/>
+                <w:szCs w:val="18"/>
+              </w:rPr>
             </w:pPr>
             <w:r>
               <w:rPr>
                 <w:rFonts w:ascii="Times New Roman" w:eastAsia="新宋体" w:hAnsi="Times New Roman" w:hint="eastAsia"/>
-                <w:szCs w:val="21"/>
+                <w:sz w:val="18"/>
+                <w:szCs w:val="18"/>
               </w:rPr>
               <w:t xml:space="preserve"> </w:t>
             </w:r>
             <w:r>
               <w:rPr>
                 <w:rFonts w:ascii="Times New Roman" w:eastAsia="Calibri" w:hAnsi="Times New Roman" w:hint="eastAsia"/>
-                <w:szCs w:val="21"/>
+                <w:sz w:val="18"/>
+                <w:szCs w:val="18"/>
               </w:rPr>
               <w:t>①</w:t>
             </w:r>
@@ -4954,24 +4682,30 @@
         </w:tc>
         <w:tc>
           <w:tcPr>
-            <w:tcW w:w="1065" w:type="dxa"/>
+            <w:tcW w:w="1036" w:type="dxa"/>
           </w:tcPr>
           <w:p>
             <w:pPr>
               <w:spacing w:line="360" w:lineRule="auto"/>
               <w:jc w:val="center"/>
+              <w:rPr>
+                <w:sz w:val="18"/>
+                <w:szCs w:val="18"/>
+              </w:rPr>
             </w:pPr>
             <w:r>
               <w:rPr>
                 <w:rFonts w:ascii="Times New Roman" w:eastAsia="新宋体" w:hAnsi="Times New Roman" w:hint="eastAsia"/>
-                <w:szCs w:val="21"/>
+                <w:sz w:val="18"/>
+                <w:szCs w:val="18"/>
               </w:rPr>
               <w:t xml:space="preserve"> </w:t>
             </w:r>
             <w:r>
               <w:rPr>
                 <w:rFonts w:ascii="Times New Roman" w:eastAsia="Calibri" w:hAnsi="Times New Roman" w:hint="eastAsia"/>
-                <w:szCs w:val="21"/>
+                <w:sz w:val="18"/>
+                <w:szCs w:val="18"/>
               </w:rPr>
               <w:t>②</w:t>
             </w:r>
@@ -4979,24 +4713,30 @@
         </w:tc>
         <w:tc>
           <w:tcPr>
-            <w:tcW w:w="1065" w:type="dxa"/>
+            <w:tcW w:w="1036" w:type="dxa"/>
           </w:tcPr>
           <w:p>
             <w:pPr>
               <w:spacing w:line="360" w:lineRule="auto"/>
               <w:jc w:val="center"/>
+              <w:rPr>
+                <w:sz w:val="18"/>
+                <w:szCs w:val="18"/>
+              </w:rPr>
             </w:pPr>
             <w:r>
               <w:rPr>
                 <w:rFonts w:ascii="Times New Roman" w:eastAsia="新宋体" w:hAnsi="Times New Roman" w:hint="eastAsia"/>
-                <w:szCs w:val="21"/>
+                <w:sz w:val="18"/>
+                <w:szCs w:val="18"/>
               </w:rPr>
               <w:t xml:space="preserve"> </w:t>
             </w:r>
             <w:r>
               <w:rPr>
                 <w:rFonts w:ascii="Times New Roman" w:eastAsia="Calibri" w:hAnsi="Times New Roman" w:hint="eastAsia"/>
-                <w:szCs w:val="21"/>
+                <w:sz w:val="18"/>
+                <w:szCs w:val="18"/>
               </w:rPr>
               <w:t>③</w:t>
             </w:r>
@@ -5004,24 +4744,30 @@
         </w:tc>
         <w:tc>
           <w:tcPr>
-            <w:tcW w:w="1065" w:type="dxa"/>
+            <w:tcW w:w="1035" w:type="dxa"/>
           </w:tcPr>
           <w:p>
             <w:pPr>
               <w:spacing w:line="360" w:lineRule="auto"/>
               <w:jc w:val="center"/>
+              <w:rPr>
+                <w:sz w:val="18"/>
+                <w:szCs w:val="18"/>
+              </w:rPr>
             </w:pPr>
             <w:r>
               <w:rPr>
                 <w:rFonts w:ascii="Times New Roman" w:eastAsia="新宋体" w:hAnsi="Times New Roman" w:hint="eastAsia"/>
-                <w:szCs w:val="21"/>
+                <w:sz w:val="18"/>
+                <w:szCs w:val="18"/>
               </w:rPr>
               <w:t xml:space="preserve"> </w:t>
             </w:r>
             <w:r>
               <w:rPr>
                 <w:rFonts w:ascii="Times New Roman" w:eastAsia="Calibri" w:hAnsi="Times New Roman" w:hint="eastAsia"/>
-                <w:szCs w:val="21"/>
+                <w:sz w:val="18"/>
+                <w:szCs w:val="18"/>
               </w:rPr>
               <w:t>④</w:t>
             </w:r>
@@ -5029,24 +4775,30 @@
         </w:tc>
         <w:tc>
           <w:tcPr>
-            <w:tcW w:w="1065" w:type="dxa"/>
+            <w:tcW w:w="1036" w:type="dxa"/>
           </w:tcPr>
           <w:p>
             <w:pPr>
               <w:spacing w:line="360" w:lineRule="auto"/>
               <w:jc w:val="center"/>
+              <w:rPr>
+                <w:sz w:val="18"/>
+                <w:szCs w:val="18"/>
+              </w:rPr>
             </w:pPr>
             <w:r>
               <w:rPr>
                 <w:rFonts w:ascii="Times New Roman" w:eastAsia="新宋体" w:hAnsi="Times New Roman" w:hint="eastAsia"/>
-                <w:szCs w:val="21"/>
+                <w:sz w:val="18"/>
+                <w:szCs w:val="18"/>
               </w:rPr>
               <w:t xml:space="preserve"> </w:t>
             </w:r>
             <w:r>
               <w:rPr>
                 <w:rFonts w:ascii="Times New Roman" w:eastAsia="Calibri" w:hAnsi="Times New Roman" w:hint="eastAsia"/>
-                <w:szCs w:val="21"/>
+                <w:sz w:val="18"/>
+                <w:szCs w:val="18"/>
               </w:rPr>
               <w:t>⑤</w:t>
             </w:r>
@@ -5054,24 +4806,30 @@
         </w:tc>
         <w:tc>
           <w:tcPr>
-            <w:tcW w:w="1065" w:type="dxa"/>
+            <w:tcW w:w="1036" w:type="dxa"/>
           </w:tcPr>
           <w:p>
             <w:pPr>
               <w:spacing w:line="360" w:lineRule="auto"/>
               <w:jc w:val="center"/>
+              <w:rPr>
+                <w:sz w:val="18"/>
+                <w:szCs w:val="18"/>
+              </w:rPr>
             </w:pPr>
             <w:r>
               <w:rPr>
                 <w:rFonts w:ascii="Times New Roman" w:eastAsia="新宋体" w:hAnsi="Times New Roman" w:hint="eastAsia"/>
-                <w:szCs w:val="21"/>
+                <w:sz w:val="18"/>
+                <w:szCs w:val="18"/>
               </w:rPr>
               <w:t xml:space="preserve"> </w:t>
             </w:r>
             <w:r>
               <w:rPr>
                 <w:rFonts w:ascii="Times New Roman" w:eastAsia="Calibri" w:hAnsi="Times New Roman" w:hint="eastAsia"/>
-                <w:szCs w:val="21"/>
+                <w:sz w:val="18"/>
+                <w:szCs w:val="18"/>
               </w:rPr>
               <w:t>⑥</w:t>
             </w:r>
@@ -5079,24 +4837,30 @@
         </w:tc>
         <w:tc>
           <w:tcPr>
-            <w:tcW w:w="1065" w:type="dxa"/>
+            <w:tcW w:w="1036" w:type="dxa"/>
           </w:tcPr>
           <w:p>
             <w:pPr>
               <w:spacing w:line="360" w:lineRule="auto"/>
               <w:jc w:val="center"/>
+              <w:rPr>
+                <w:sz w:val="18"/>
+                <w:szCs w:val="18"/>
+              </w:rPr>
             </w:pPr>
             <w:r>
               <w:rPr>
                 <w:rFonts w:ascii="Times New Roman" w:eastAsia="新宋体" w:hAnsi="Times New Roman" w:hint="eastAsia"/>
-                <w:szCs w:val="21"/>
+                <w:sz w:val="18"/>
+                <w:szCs w:val="18"/>
               </w:rPr>
               <w:t xml:space="preserve"> </w:t>
             </w:r>
             <w:r>
               <w:rPr>
                 <w:rFonts w:ascii="Times New Roman" w:eastAsia="Calibri" w:hAnsi="Times New Roman" w:hint="eastAsia"/>
-                <w:szCs w:val="21"/>
+                <w:sz w:val="18"/>
+                <w:szCs w:val="18"/>
               </w:rPr>
               <w:t>⑦</w:t>
             </w:r>
@@ -5104,26 +4868,35 @@
         </w:tc>
       </w:tr>
       <w:tr>
+        <w:trPr>
+          <w:trHeight w:val="352"/>
+        </w:trPr>
         <w:tc>
           <w:tcPr>
-            <w:tcW w:w="1065" w:type="dxa"/>
+            <w:tcW w:w="1032" w:type="dxa"/>
           </w:tcPr>
           <w:p>
             <w:pPr>
               <w:spacing w:line="360" w:lineRule="auto"/>
               <w:jc w:val="center"/>
+              <w:rPr>
+                <w:sz w:val="18"/>
+                <w:szCs w:val="18"/>
+              </w:rPr>
             </w:pPr>
             <w:r>
               <w:rPr>
                 <w:rFonts w:ascii="Times New Roman" w:eastAsia="新宋体" w:hAnsi="Times New Roman" w:hint="eastAsia"/>
-                <w:szCs w:val="21"/>
+                <w:sz w:val="18"/>
+                <w:szCs w:val="18"/>
               </w:rPr>
               <w:t>物距</w:t>
             </w:r>
             <w:r>
               <w:rPr>
                 <w:rFonts w:ascii="Times New Roman" w:eastAsia="新宋体" w:hAnsi="Times New Roman" w:hint="eastAsia"/>
-                <w:szCs w:val="21"/>
+                <w:sz w:val="18"/>
+                <w:szCs w:val="18"/>
               </w:rPr>
               <w:t>/cm</w:t>
             </w:r>
@@ -5131,17 +4904,22 @@
         </w:tc>
         <w:tc>
           <w:tcPr>
-            <w:tcW w:w="1065" w:type="dxa"/>
+            <w:tcW w:w="1027" w:type="dxa"/>
           </w:tcPr>
           <w:p>
             <w:pPr>
               <w:spacing w:line="360" w:lineRule="auto"/>
               <w:jc w:val="center"/>
+              <w:rPr>
+                <w:sz w:val="18"/>
+                <w:szCs w:val="18"/>
+              </w:rPr>
             </w:pPr>
             <w:r>
               <w:rPr>
                 <w:rFonts w:ascii="Times New Roman" w:eastAsia="新宋体" w:hAnsi="Times New Roman" w:hint="eastAsia"/>
-                <w:szCs w:val="21"/>
+                <w:sz w:val="18"/>
+                <w:szCs w:val="18"/>
               </w:rPr>
               <w:t>3.0</w:t>
             </w:r>
@@ -5149,17 +4927,22 @@
         </w:tc>
         <w:tc>
           <w:tcPr>
-            <w:tcW w:w="1065" w:type="dxa"/>
+            <w:tcW w:w="1036" w:type="dxa"/>
           </w:tcPr>
           <w:p>
             <w:pPr>
               <w:spacing w:line="360" w:lineRule="auto"/>
               <w:jc w:val="center"/>
+              <w:rPr>
+                <w:sz w:val="18"/>
+                <w:szCs w:val="18"/>
+              </w:rPr>
             </w:pPr>
             <w:r>
               <w:rPr>
                 <w:rFonts w:ascii="Times New Roman" w:eastAsia="新宋体" w:hAnsi="Times New Roman" w:hint="eastAsia"/>
-                <w:szCs w:val="21"/>
+                <w:sz w:val="18"/>
+                <w:szCs w:val="18"/>
               </w:rPr>
               <w:t>6.0</w:t>
             </w:r>
@@ -5167,17 +4950,22 @@
         </w:tc>
         <w:tc>
           <w:tcPr>
-            <w:tcW w:w="1065" w:type="dxa"/>
+            <w:tcW w:w="1036" w:type="dxa"/>
           </w:tcPr>
           <w:p>
             <w:pPr>
               <w:spacing w:line="360" w:lineRule="auto"/>
               <w:jc w:val="center"/>
+              <w:rPr>
+                <w:sz w:val="18"/>
+                <w:szCs w:val="18"/>
+              </w:rPr>
             </w:pPr>
             <w:r>
               <w:rPr>
                 <w:rFonts w:ascii="Times New Roman" w:eastAsia="新宋体" w:hAnsi="Times New Roman" w:hint="eastAsia"/>
-                <w:szCs w:val="21"/>
+                <w:sz w:val="18"/>
+                <w:szCs w:val="18"/>
               </w:rPr>
               <w:t>7.5</w:t>
             </w:r>
@@ -5185,17 +4973,22 @@
         </w:tc>
         <w:tc>
           <w:tcPr>
-            <w:tcW w:w="1065" w:type="dxa"/>
+            <w:tcW w:w="1035" w:type="dxa"/>
           </w:tcPr>
           <w:p>
             <w:pPr>
               <w:spacing w:line="360" w:lineRule="auto"/>
               <w:jc w:val="center"/>
+              <w:rPr>
+                <w:sz w:val="18"/>
+                <w:szCs w:val="18"/>
+              </w:rPr>
             </w:pPr>
             <w:r>
               <w:rPr>
                 <w:rFonts w:ascii="Times New Roman" w:eastAsia="新宋体" w:hAnsi="Times New Roman" w:hint="eastAsia"/>
-                <w:szCs w:val="21"/>
+                <w:sz w:val="18"/>
+                <w:szCs w:val="18"/>
               </w:rPr>
               <w:t>9.0</w:t>
             </w:r>
@@ -5203,17 +4996,22 @@
         </w:tc>
         <w:tc>
           <w:tcPr>
-            <w:tcW w:w="1065" w:type="dxa"/>
+            <w:tcW w:w="1036" w:type="dxa"/>
           </w:tcPr>
           <w:p>
             <w:pPr>
               <w:spacing w:line="360" w:lineRule="auto"/>
               <w:jc w:val="center"/>
+              <w:rPr>
+                <w:sz w:val="18"/>
+                <w:szCs w:val="18"/>
+              </w:rPr>
             </w:pPr>
             <w:r>
               <w:rPr>
                 <w:rFonts w:ascii="Times New Roman" w:eastAsia="新宋体" w:hAnsi="Times New Roman" w:hint="eastAsia"/>
-                <w:szCs w:val="21"/>
+                <w:sz w:val="18"/>
+                <w:szCs w:val="18"/>
               </w:rPr>
               <w:t>10.0</w:t>
             </w:r>
@@ -5221,17 +5019,22 @@
         </w:tc>
         <w:tc>
           <w:tcPr>
-            <w:tcW w:w="1065" w:type="dxa"/>
+            <w:tcW w:w="1036" w:type="dxa"/>
           </w:tcPr>
           <w:p>
             <w:pPr>
               <w:spacing w:line="360" w:lineRule="auto"/>
               <w:jc w:val="center"/>
+              <w:rPr>
+                <w:sz w:val="18"/>
+                <w:szCs w:val="18"/>
+              </w:rPr>
             </w:pPr>
             <w:r>
               <w:rPr>
                 <w:rFonts w:ascii="Times New Roman" w:eastAsia="新宋体" w:hAnsi="Times New Roman" w:hint="eastAsia"/>
-                <w:szCs w:val="21"/>
+                <w:sz w:val="18"/>
+                <w:szCs w:val="18"/>
               </w:rPr>
               <w:t>12.0</w:t>
             </w:r>
@@ -5239,17 +5042,22 @@
         </w:tc>
         <w:tc>
           <w:tcPr>
-            <w:tcW w:w="1065" w:type="dxa"/>
+            <w:tcW w:w="1036" w:type="dxa"/>
           </w:tcPr>
           <w:p>
             <w:pPr>
               <w:spacing w:line="360" w:lineRule="auto"/>
               <w:jc w:val="center"/>
+              <w:rPr>
+                <w:sz w:val="18"/>
+                <w:szCs w:val="18"/>
+              </w:rPr>
             </w:pPr>
             <w:r>
               <w:rPr>
                 <w:rFonts w:ascii="Times New Roman" w:eastAsia="新宋体" w:hAnsi="Times New Roman" w:hint="eastAsia"/>
-                <w:szCs w:val="21"/>
+                <w:sz w:val="18"/>
+                <w:szCs w:val="18"/>
               </w:rPr>
               <w:t>15.0</w:t>
             </w:r>
@@ -5257,26 +5065,35 @@
         </w:tc>
       </w:tr>
       <w:tr>
+        <w:trPr>
+          <w:trHeight w:val="344"/>
+        </w:trPr>
         <w:tc>
           <w:tcPr>
-            <w:tcW w:w="1065" w:type="dxa"/>
+            <w:tcW w:w="1032" w:type="dxa"/>
           </w:tcPr>
           <w:p>
             <w:pPr>
               <w:spacing w:line="360" w:lineRule="auto"/>
               <w:jc w:val="center"/>
+              <w:rPr>
+                <w:sz w:val="18"/>
+                <w:szCs w:val="18"/>
+              </w:rPr>
             </w:pPr>
             <w:r>
               <w:rPr>
                 <w:rFonts w:ascii="Times New Roman" w:eastAsia="新宋体" w:hAnsi="Times New Roman" w:hint="eastAsia"/>
-                <w:szCs w:val="21"/>
+                <w:sz w:val="18"/>
+                <w:szCs w:val="18"/>
               </w:rPr>
               <w:t>像距</w:t>
             </w:r>
             <w:r>
               <w:rPr>
                 <w:rFonts w:ascii="Times New Roman" w:eastAsia="新宋体" w:hAnsi="Times New Roman" w:hint="eastAsia"/>
-                <w:szCs w:val="21"/>
+                <w:sz w:val="18"/>
+                <w:szCs w:val="18"/>
               </w:rPr>
               <w:t>/m</w:t>
             </w:r>
@@ -5284,28 +5101,37 @@
         </w:tc>
         <w:tc>
           <w:tcPr>
-            <w:tcW w:w="1065" w:type="dxa"/>
+            <w:tcW w:w="1027" w:type="dxa"/>
           </w:tcPr>
           <w:p>
             <w:pPr>
               <w:spacing w:line="360" w:lineRule="auto"/>
               <w:jc w:val="center"/>
+              <w:rPr>
+                <w:sz w:val="18"/>
+                <w:szCs w:val="18"/>
+              </w:rPr>
             </w:pPr>
           </w:p>
         </w:tc>
         <w:tc>
           <w:tcPr>
-            <w:tcW w:w="1065" w:type="dxa"/>
+            <w:tcW w:w="1036" w:type="dxa"/>
           </w:tcPr>
           <w:p>
             <w:pPr>
               <w:spacing w:line="360" w:lineRule="auto"/>
               <w:jc w:val="center"/>
+              <w:rPr>
+                <w:sz w:val="18"/>
+                <w:szCs w:val="18"/>
+              </w:rPr>
             </w:pPr>
             <w:r>
               <w:rPr>
                 <w:rFonts w:ascii="Times New Roman" w:eastAsia="新宋体" w:hAnsi="Times New Roman" w:hint="eastAsia"/>
-                <w:szCs w:val="21"/>
+                <w:sz w:val="18"/>
+                <w:szCs w:val="18"/>
               </w:rPr>
               <w:t>30.0</w:t>
             </w:r>
@@ -5313,17 +5139,22 @@
         </w:tc>
         <w:tc>
           <w:tcPr>
-            <w:tcW w:w="1065" w:type="dxa"/>
+            <w:tcW w:w="1036" w:type="dxa"/>
           </w:tcPr>
           <w:p>
             <w:pPr>
               <w:spacing w:line="360" w:lineRule="auto"/>
               <w:jc w:val="center"/>
+              <w:rPr>
+                <w:sz w:val="18"/>
+                <w:szCs w:val="18"/>
+              </w:rPr>
             </w:pPr>
             <w:r>
               <w:rPr>
                 <w:rFonts w:ascii="Times New Roman" w:eastAsia="新宋体" w:hAnsi="Times New Roman" w:hint="eastAsia"/>
-                <w:szCs w:val="21"/>
+                <w:sz w:val="18"/>
+                <w:szCs w:val="18"/>
               </w:rPr>
               <w:t>15.0</w:t>
             </w:r>
@@ -5331,17 +5162,22 @@
         </w:tc>
         <w:tc>
           <w:tcPr>
-            <w:tcW w:w="1065" w:type="dxa"/>
+            <w:tcW w:w="1035" w:type="dxa"/>
           </w:tcPr>
           <w:p>
             <w:pPr>
               <w:spacing w:line="360" w:lineRule="auto"/>
               <w:jc w:val="center"/>
+              <w:rPr>
+                <w:sz w:val="18"/>
+                <w:szCs w:val="18"/>
+              </w:rPr>
             </w:pPr>
             <w:r>
               <w:rPr>
                 <w:rFonts w:ascii="Times New Roman" w:eastAsia="新宋体" w:hAnsi="Times New Roman" w:hint="eastAsia"/>
-                <w:szCs w:val="21"/>
+                <w:sz w:val="18"/>
+                <w:szCs w:val="18"/>
               </w:rPr>
               <w:t>11.3</w:t>
             </w:r>
@@ -5349,17 +5185,22 @@
         </w:tc>
         <w:tc>
           <w:tcPr>
-            <w:tcW w:w="1065" w:type="dxa"/>
+            <w:tcW w:w="1036" w:type="dxa"/>
           </w:tcPr>
           <w:p>
             <w:pPr>
               <w:spacing w:line="360" w:lineRule="auto"/>
               <w:jc w:val="center"/>
+              <w:rPr>
+                <w:sz w:val="18"/>
+                <w:szCs w:val="18"/>
+              </w:rPr>
             </w:pPr>
             <w:r>
               <w:rPr>
                 <w:rFonts w:ascii="Times New Roman" w:eastAsia="新宋体" w:hAnsi="Times New Roman" w:hint="eastAsia"/>
-                <w:szCs w:val="21"/>
+                <w:sz w:val="18"/>
+                <w:szCs w:val="18"/>
               </w:rPr>
               <w:t>10.0</w:t>
             </w:r>
@@ -5367,17 +5208,22 @@
         </w:tc>
         <w:tc>
           <w:tcPr>
-            <w:tcW w:w="1065" w:type="dxa"/>
+            <w:tcW w:w="1036" w:type="dxa"/>
           </w:tcPr>
           <w:p>
             <w:pPr>
               <w:spacing w:line="360" w:lineRule="auto"/>
               <w:jc w:val="center"/>
+              <w:rPr>
+                <w:sz w:val="18"/>
+                <w:szCs w:val="18"/>
+              </w:rPr>
             </w:pPr>
             <w:r>
               <w:rPr>
                 <w:rFonts w:ascii="Times New Roman" w:eastAsia="新宋体" w:hAnsi="Times New Roman" w:hint="eastAsia"/>
-                <w:szCs w:val="21"/>
+                <w:sz w:val="18"/>
+                <w:szCs w:val="18"/>
               </w:rPr>
               <w:t>8.5</w:t>
             </w:r>
@@ -5385,37 +5231,50 @@
         </w:tc>
         <w:tc>
           <w:tcPr>
-            <w:tcW w:w="1065" w:type="dxa"/>
+            <w:tcW w:w="1036" w:type="dxa"/>
           </w:tcPr>
           <w:p>
             <w:pPr>
               <w:spacing w:line="360" w:lineRule="auto"/>
               <w:jc w:val="center"/>
+              <w:rPr>
+                <w:sz w:val="18"/>
+                <w:szCs w:val="18"/>
+              </w:rPr>
             </w:pPr>
           </w:p>
         </w:tc>
       </w:tr>
       <w:tr>
+        <w:trPr>
+          <w:trHeight w:val="352"/>
+        </w:trPr>
         <w:tc>
           <w:tcPr>
-            <w:tcW w:w="1065" w:type="dxa"/>
+            <w:tcW w:w="1032" w:type="dxa"/>
           </w:tcPr>
           <w:p>
             <w:pPr>
               <w:spacing w:line="360" w:lineRule="auto"/>
               <w:jc w:val="center"/>
+              <w:rPr>
+                <w:sz w:val="18"/>
+                <w:szCs w:val="18"/>
+              </w:rPr>
             </w:pPr>
             <w:r>
               <w:rPr>
                 <w:rFonts w:ascii="Times New Roman" w:eastAsia="新宋体" w:hAnsi="Times New Roman" w:hint="eastAsia"/>
-                <w:szCs w:val="21"/>
+                <w:sz w:val="18"/>
+                <w:szCs w:val="18"/>
               </w:rPr>
               <w:t>像高</w:t>
             </w:r>
             <w:r>
               <w:rPr>
                 <w:rFonts w:ascii="Times New Roman" w:eastAsia="新宋体" w:hAnsi="Times New Roman" w:hint="eastAsia"/>
-                <w:szCs w:val="21"/>
+                <w:sz w:val="18"/>
+                <w:szCs w:val="18"/>
               </w:rPr>
               <w:t>/cm</w:t>
             </w:r>
@@ -5423,28 +5282,37 @@
         </w:tc>
         <w:tc>
           <w:tcPr>
-            <w:tcW w:w="1065" w:type="dxa"/>
+            <w:tcW w:w="1027" w:type="dxa"/>
           </w:tcPr>
           <w:p>
             <w:pPr>
               <w:spacing w:line="360" w:lineRule="auto"/>
               <w:jc w:val="center"/>
+              <w:rPr>
+                <w:sz w:val="18"/>
+                <w:szCs w:val="18"/>
+              </w:rPr>
             </w:pPr>
           </w:p>
         </w:tc>
         <w:tc>
           <w:tcPr>
-            <w:tcW w:w="1065" w:type="dxa"/>
+            <w:tcW w:w="1036" w:type="dxa"/>
           </w:tcPr>
           <w:p>
             <w:pPr>
               <w:spacing w:line="360" w:lineRule="auto"/>
               <w:jc w:val="center"/>
+              <w:rPr>
+                <w:sz w:val="18"/>
+                <w:szCs w:val="18"/>
+              </w:rPr>
             </w:pPr>
             <w:r>
               <w:rPr>
                 <w:rFonts w:ascii="Times New Roman" w:eastAsia="新宋体" w:hAnsi="Times New Roman" w:hint="eastAsia"/>
-                <w:szCs w:val="21"/>
+                <w:sz w:val="18"/>
+                <w:szCs w:val="18"/>
               </w:rPr>
               <w:t>15.0</w:t>
             </w:r>
@@ -5452,17 +5320,22 @@
         </w:tc>
         <w:tc>
           <w:tcPr>
-            <w:tcW w:w="1065" w:type="dxa"/>
+            <w:tcW w:w="1036" w:type="dxa"/>
           </w:tcPr>
           <w:p>
             <w:pPr>
               <w:spacing w:line="360" w:lineRule="auto"/>
               <w:jc w:val="center"/>
+              <w:rPr>
+                <w:sz w:val="18"/>
+                <w:szCs w:val="18"/>
+              </w:rPr>
             </w:pPr>
             <w:r>
               <w:rPr>
                 <w:rFonts w:ascii="Times New Roman" w:eastAsia="新宋体" w:hAnsi="Times New Roman" w:hint="eastAsia"/>
-                <w:szCs w:val="21"/>
+                <w:sz w:val="18"/>
+                <w:szCs w:val="18"/>
               </w:rPr>
               <w:t>6.0</w:t>
             </w:r>
@@ -5470,17 +5343,22 @@
         </w:tc>
         <w:tc>
           <w:tcPr>
-            <w:tcW w:w="1065" w:type="dxa"/>
+            <w:tcW w:w="1035" w:type="dxa"/>
           </w:tcPr>
           <w:p>
             <w:pPr>
               <w:spacing w:line="360" w:lineRule="auto"/>
               <w:jc w:val="center"/>
+              <w:rPr>
+                <w:sz w:val="18"/>
+                <w:szCs w:val="18"/>
+              </w:rPr>
             </w:pPr>
             <w:r>
               <w:rPr>
                 <w:rFonts w:ascii="Times New Roman" w:eastAsia="新宋体" w:hAnsi="Times New Roman" w:hint="eastAsia"/>
-                <w:szCs w:val="21"/>
+                <w:sz w:val="18"/>
+                <w:szCs w:val="18"/>
               </w:rPr>
               <w:t>3.7</w:t>
             </w:r>
@@ -5488,17 +5366,22 @@
         </w:tc>
         <w:tc>
           <w:tcPr>
-            <w:tcW w:w="1065" w:type="dxa"/>
+            <w:tcW w:w="1036" w:type="dxa"/>
           </w:tcPr>
           <w:p>
             <w:pPr>
               <w:spacing w:line="360" w:lineRule="auto"/>
               <w:jc w:val="center"/>
+              <w:rPr>
+                <w:sz w:val="18"/>
+                <w:szCs w:val="18"/>
+              </w:rPr>
             </w:pPr>
             <w:r>
               <w:rPr>
                 <w:rFonts w:ascii="Times New Roman" w:eastAsia="新宋体" w:hAnsi="Times New Roman" w:hint="eastAsia"/>
-                <w:szCs w:val="21"/>
+                <w:sz w:val="18"/>
+                <w:szCs w:val="18"/>
               </w:rPr>
               <w:t>3.0</w:t>
             </w:r>
@@ -5506,28 +5389,37 @@
         </w:tc>
         <w:tc>
           <w:tcPr>
-            <w:tcW w:w="1065" w:type="dxa"/>
+            <w:tcW w:w="1036" w:type="dxa"/>
           </w:tcPr>
           <w:p>
             <w:pPr>
               <w:spacing w:line="360" w:lineRule="auto"/>
               <w:jc w:val="center"/>
+              <w:rPr>
+                <w:sz w:val="18"/>
+                <w:szCs w:val="18"/>
+              </w:rPr>
             </w:pPr>
           </w:p>
         </w:tc>
         <w:tc>
           <w:tcPr>
-            <w:tcW w:w="1065" w:type="dxa"/>
+            <w:tcW w:w="1036" w:type="dxa"/>
           </w:tcPr>
           <w:p>
             <w:pPr>
               <w:spacing w:line="360" w:lineRule="auto"/>
               <w:jc w:val="center"/>
+              <w:rPr>
+                <w:sz w:val="18"/>
+                <w:szCs w:val="18"/>
+              </w:rPr>
             </w:pPr>
             <w:r>
               <w:rPr>
                 <w:rFonts w:ascii="Times New Roman" w:eastAsia="新宋体" w:hAnsi="Times New Roman" w:hint="eastAsia"/>
-                <w:szCs w:val="21"/>
+                <w:sz w:val="18"/>
+                <w:szCs w:val="18"/>
               </w:rPr>
               <w:t>1.5</w:t>
             </w:r>
@@ -5535,19 +5427,27 @@
         </w:tc>
       </w:tr>
       <w:tr>
+        <w:trPr>
+          <w:trHeight w:val="352"/>
+        </w:trPr>
         <w:tc>
           <w:tcPr>
-            <w:tcW w:w="1065" w:type="dxa"/>
+            <w:tcW w:w="1032" w:type="dxa"/>
           </w:tcPr>
           <w:p>
             <w:pPr>
               <w:spacing w:line="360" w:lineRule="auto"/>
               <w:jc w:val="center"/>
+              <w:rPr>
+                <w:sz w:val="18"/>
+                <w:szCs w:val="18"/>
+              </w:rPr>
             </w:pPr>
             <w:r>
               <w:rPr>
                 <w:rFonts w:ascii="Times New Roman" w:eastAsia="新宋体" w:hAnsi="Times New Roman" w:hint="eastAsia"/>
-                <w:szCs w:val="21"/>
+                <w:sz w:val="18"/>
+                <w:szCs w:val="18"/>
               </w:rPr>
               <w:t>像的正倒</w:t>
             </w:r>
@@ -5555,17 +5455,22 @@
         </w:tc>
         <w:tc>
           <w:tcPr>
-            <w:tcW w:w="1065" w:type="dxa"/>
+            <w:tcW w:w="1027" w:type="dxa"/>
           </w:tcPr>
           <w:p>
             <w:pPr>
               <w:spacing w:line="360" w:lineRule="auto"/>
               <w:jc w:val="center"/>
+              <w:rPr>
+                <w:sz w:val="18"/>
+                <w:szCs w:val="18"/>
+              </w:rPr>
             </w:pPr>
             <w:r>
               <w:rPr>
                 <w:rFonts w:ascii="Times New Roman" w:eastAsia="新宋体" w:hAnsi="Times New Roman" w:hint="eastAsia"/>
-                <w:szCs w:val="21"/>
+                <w:sz w:val="18"/>
+                <w:szCs w:val="18"/>
               </w:rPr>
               <w:t>正立</w:t>
             </w:r>
@@ -5573,17 +5478,22 @@
         </w:tc>
         <w:tc>
           <w:tcPr>
-            <w:tcW w:w="1065" w:type="dxa"/>
+            <w:tcW w:w="1036" w:type="dxa"/>
           </w:tcPr>
           <w:p>
             <w:pPr>
               <w:spacing w:line="360" w:lineRule="auto"/>
               <w:jc w:val="center"/>
+              <w:rPr>
+                <w:sz w:val="18"/>
+                <w:szCs w:val="18"/>
+              </w:rPr>
             </w:pPr>
             <w:r>
               <w:rPr>
                 <w:rFonts w:ascii="Times New Roman" w:eastAsia="新宋体" w:hAnsi="Times New Roman" w:hint="eastAsia"/>
-                <w:szCs w:val="21"/>
+                <w:sz w:val="18"/>
+                <w:szCs w:val="18"/>
               </w:rPr>
               <w:t>倒立</w:t>
             </w:r>
@@ -5591,17 +5501,22 @@
         </w:tc>
         <w:tc>
           <w:tcPr>
-            <w:tcW w:w="1065" w:type="dxa"/>
+            <w:tcW w:w="1036" w:type="dxa"/>
           </w:tcPr>
           <w:p>
             <w:pPr>
               <w:spacing w:line="360" w:lineRule="auto"/>
               <w:jc w:val="center"/>
+              <w:rPr>
+                <w:sz w:val="18"/>
+                <w:szCs w:val="18"/>
+              </w:rPr>
             </w:pPr>
             <w:r>
               <w:rPr>
                 <w:rFonts w:ascii="Times New Roman" w:eastAsia="新宋体" w:hAnsi="Times New Roman" w:hint="eastAsia"/>
-                <w:szCs w:val="21"/>
+                <w:sz w:val="18"/>
+                <w:szCs w:val="18"/>
               </w:rPr>
               <w:t>倒立</w:t>
             </w:r>
@@ -5609,17 +5524,22 @@
         </w:tc>
         <w:tc>
           <w:tcPr>
-            <w:tcW w:w="1065" w:type="dxa"/>
+            <w:tcW w:w="1035" w:type="dxa"/>
           </w:tcPr>
           <w:p>
             <w:pPr>
               <w:spacing w:line="360" w:lineRule="auto"/>
               <w:jc w:val="center"/>
+              <w:rPr>
+                <w:sz w:val="18"/>
+                <w:szCs w:val="18"/>
+              </w:rPr>
             </w:pPr>
             <w:r>
               <w:rPr>
                 <w:rFonts w:ascii="Times New Roman" w:eastAsia="新宋体" w:hAnsi="Times New Roman" w:hint="eastAsia"/>
-                <w:szCs w:val="21"/>
+                <w:sz w:val="18"/>
+                <w:szCs w:val="18"/>
               </w:rPr>
               <w:t>倒立</w:t>
             </w:r>
@@ -5627,17 +5547,22 @@
         </w:tc>
         <w:tc>
           <w:tcPr>
-            <w:tcW w:w="1065" w:type="dxa"/>
+            <w:tcW w:w="1036" w:type="dxa"/>
           </w:tcPr>
           <w:p>
             <w:pPr>
               <w:spacing w:line="360" w:lineRule="auto"/>
               <w:jc w:val="center"/>
+              <w:rPr>
+                <w:sz w:val="18"/>
+                <w:szCs w:val="18"/>
+              </w:rPr>
             </w:pPr>
             <w:r>
               <w:rPr>
                 <w:rFonts w:ascii="Times New Roman" w:eastAsia="新宋体" w:hAnsi="Times New Roman" w:hint="eastAsia"/>
-                <w:szCs w:val="21"/>
+                <w:sz w:val="18"/>
+                <w:szCs w:val="18"/>
               </w:rPr>
               <w:t>倒立</w:t>
             </w:r>
@@ -5645,17 +5570,22 @@
         </w:tc>
         <w:tc>
           <w:tcPr>
-            <w:tcW w:w="1065" w:type="dxa"/>
+            <w:tcW w:w="1036" w:type="dxa"/>
           </w:tcPr>
           <w:p>
             <w:pPr>
               <w:spacing w:line="360" w:lineRule="auto"/>
               <w:jc w:val="center"/>
+              <w:rPr>
+                <w:sz w:val="18"/>
+                <w:szCs w:val="18"/>
+              </w:rPr>
             </w:pPr>
             <w:r>
               <w:rPr>
                 <w:rFonts w:ascii="Times New Roman" w:eastAsia="新宋体" w:hAnsi="Times New Roman" w:hint="eastAsia"/>
-                <w:szCs w:val="21"/>
+                <w:sz w:val="18"/>
+                <w:szCs w:val="18"/>
               </w:rPr>
               <w:t>倒立</w:t>
             </w:r>
@@ -5663,17 +5593,22 @@
         </w:tc>
         <w:tc>
           <w:tcPr>
-            <w:tcW w:w="1065" w:type="dxa"/>
+            <w:tcW w:w="1036" w:type="dxa"/>
           </w:tcPr>
           <w:p>
             <w:pPr>
               <w:spacing w:line="360" w:lineRule="auto"/>
               <w:jc w:val="center"/>
+              <w:rPr>
+                <w:sz w:val="18"/>
+                <w:szCs w:val="18"/>
+              </w:rPr>
             </w:pPr>
             <w:r>
               <w:rPr>
                 <w:rFonts w:ascii="Times New Roman" w:eastAsia="新宋体" w:hAnsi="Times New Roman" w:hint="eastAsia"/>
-                <w:szCs w:val="21"/>
+                <w:sz w:val="18"/>
+                <w:szCs w:val="18"/>
               </w:rPr>
               <w:t>倒立</w:t>
             </w:r>
@@ -5726,7 +5661,21 @@
           <w:rFonts w:hint="eastAsia"/>
           <w:u w:val="single"/>
         </w:rPr>
-        <w:t xml:space="preserve">　投影仪　</w:t>
+        <w:t xml:space="preserve">　</w:t>
+      </w:r>
+      <w:r>
+        <w:rPr>
+          <w:rFonts w:hint="eastAsia"/>
+          <w:u w:val="single"/>
+        </w:rPr>
+        <w:t xml:space="preserve"> </w:t>
+      </w:r>
+      <w:r>
+        <w:rPr>
+          <w:rFonts w:hint="eastAsia"/>
+          <w:u w:val="single"/>
+        </w:rPr>
+        <w:t xml:space="preserve">　</w:t>
       </w:r>
       <w:r>
         <w:rPr>
@@ -6079,413 +6028,6 @@
         </w:rPr>
         <w:t>。</w:t>
       </w:r>
-    </w:p>
-    <w:p>
-      <w:pPr>
-        <w:pStyle w:val="af3"/>
-      </w:pPr>
-      <w:r>
-        <w:rPr>
-          <w:rFonts w:hint="eastAsia"/>
-        </w:rPr>
-        <w:t>【答案】（</w:t>
-      </w:r>
-      <w:r>
-        <w:rPr>
-          <w:rFonts w:hint="eastAsia"/>
-        </w:rPr>
-        <w:t>1</w:t>
-      </w:r>
-      <w:r>
-        <w:rPr>
-          <w:rFonts w:hint="eastAsia"/>
-        </w:rPr>
-        <w:t>）实；</w:t>
-      </w:r>
-    </w:p>
-    <w:p>
-      <w:pPr>
-        <w:pStyle w:val="af3"/>
-      </w:pPr>
-      <w:r>
-        <w:rPr>
-          <w:rFonts w:hint="eastAsia"/>
-        </w:rPr>
-        <w:t>（</w:t>
-      </w:r>
-      <w:r>
-        <w:rPr>
-          <w:rFonts w:hint="eastAsia"/>
-        </w:rPr>
-        <w:t>2</w:t>
-      </w:r>
-      <w:r>
-        <w:rPr>
-          <w:rFonts w:hint="eastAsia"/>
-        </w:rPr>
-        <w:t>）</w:t>
-      </w:r>
-      <w:r>
-        <w:rPr>
-          <w:rFonts w:eastAsia="Calibri" w:hint="eastAsia"/>
-        </w:rPr>
-        <w:t>①</w:t>
-      </w:r>
-      <w:r>
-        <w:rPr>
-          <w:rFonts w:hint="eastAsia"/>
-        </w:rPr>
-        <w:t>10.0</w:t>
-      </w:r>
-      <w:r>
-        <w:rPr>
-          <w:rFonts w:hint="eastAsia"/>
-        </w:rPr>
-        <w:t>；</w:t>
-      </w:r>
-    </w:p>
-    <w:p>
-      <w:pPr>
-        <w:pStyle w:val="af3"/>
-      </w:pPr>
-      <w:r>
-        <w:rPr>
-          <w:rFonts w:eastAsia="Calibri" w:hint="eastAsia"/>
-        </w:rPr>
-        <w:t>②</w:t>
-      </w:r>
-      <w:r>
-        <w:rPr>
-          <w:rFonts w:hint="eastAsia"/>
-          <w:noProof/>
-        </w:rPr>
-        <w:drawing>
-          <wp:inline distT="0" distB="0" distL="0" distR="0" wp14:anchorId="1578114B" wp14:editId="3A3C1A6D">
-            <wp:extent cx="3019425" cy="1143000"/>
-            <wp:effectExtent l="0" t="0" r="3175" b="1270"/>
-            <wp:docPr id="23" name="图片24" descr="菁优网：http://www.jyeoo.com"/>
-            <wp:cNvGraphicFramePr>
-              <a:graphicFrameLocks xmlns:a="http://schemas.openxmlformats.org/drawingml/2006/main" noChangeAspect="1"/>
-            </wp:cNvGraphicFramePr>
-            <a:graphic xmlns:a="http://schemas.openxmlformats.org/drawingml/2006/main">
-              <a:graphicData uri="http://schemas.openxmlformats.org/drawingml/2006/picture">
-                <pic:pic xmlns:pic="http://schemas.openxmlformats.org/drawingml/2006/picture">
-                  <pic:nvPicPr>
-                    <pic:cNvPr id="23" name="图片24" descr="菁优网：http://www.jyeoo.com"/>
-                    <pic:cNvPicPr>
-                      <a:picLocks noChangeAspect="1"/>
-                    </pic:cNvPicPr>
-                  </pic:nvPicPr>
-                  <pic:blipFill>
-                    <a:blip r:embed="rId28" cstate="print"/>
-                    <a:stretch>
-                      <a:fillRect/>
-                    </a:stretch>
-                  </pic:blipFill>
-                  <pic:spPr>
-                    <a:xfrm>
-                      <a:off x="0" y="0"/>
-                      <a:ext cx="3019847" cy="1143160"/>
-                    </a:xfrm>
-                    <a:prstGeom prst="rect">
-                      <a:avLst/>
-                    </a:prstGeom>
-                  </pic:spPr>
-                </pic:pic>
-              </a:graphicData>
-            </a:graphic>
-          </wp:inline>
-        </w:drawing>
-      </w:r>
-      <w:r>
-        <w:rPr>
-          <w:rFonts w:hint="eastAsia"/>
-        </w:rPr>
-        <w:t>；</w:t>
-      </w:r>
-    </w:p>
-    <w:p>
-      <w:pPr>
-        <w:pStyle w:val="af3"/>
-      </w:pPr>
-      <w:r>
-        <w:rPr>
-          <w:rFonts w:eastAsia="Calibri" w:hint="eastAsia"/>
-        </w:rPr>
-        <w:t>③</w:t>
-      </w:r>
-      <w:r>
-        <w:rPr>
-          <w:rFonts w:hint="eastAsia"/>
-          <w:noProof/>
-        </w:rPr>
-        <w:drawing>
-          <wp:inline distT="0" distB="0" distL="0" distR="0" wp14:anchorId="2ECE9992" wp14:editId="46E644F0">
-            <wp:extent cx="1590675" cy="743585"/>
-            <wp:effectExtent l="0" t="0" r="6985" b="1270"/>
-            <wp:docPr id="24" name="图片24" descr="菁优网：http://www.jyeoo.com"/>
-            <wp:cNvGraphicFramePr>
-              <a:graphicFrameLocks xmlns:a="http://schemas.openxmlformats.org/drawingml/2006/main" noChangeAspect="1"/>
-            </wp:cNvGraphicFramePr>
-            <a:graphic xmlns:a="http://schemas.openxmlformats.org/drawingml/2006/main">
-              <a:graphicData uri="http://schemas.openxmlformats.org/drawingml/2006/picture">
-                <pic:pic xmlns:pic="http://schemas.openxmlformats.org/drawingml/2006/picture">
-                  <pic:nvPicPr>
-                    <pic:cNvPr id="24" name="图片24" descr="菁优网：http://www.jyeoo.com"/>
-                    <pic:cNvPicPr>
-                      <a:picLocks noChangeAspect="1"/>
-                    </pic:cNvPicPr>
-                  </pic:nvPicPr>
-                  <pic:blipFill>
-                    <a:blip r:embed="rId29" cstate="print"/>
-                    <a:stretch>
-                      <a:fillRect/>
-                    </a:stretch>
-                  </pic:blipFill>
-                  <pic:spPr>
-                    <a:xfrm>
-                      <a:off x="0" y="0"/>
-                      <a:ext cx="1591194" cy="743776"/>
-                    </a:xfrm>
-                    <a:prstGeom prst="rect">
-                      <a:avLst/>
-                    </a:prstGeom>
-                  </pic:spPr>
-                </pic:pic>
-              </a:graphicData>
-            </a:graphic>
-          </wp:inline>
-        </w:drawing>
-      </w:r>
-      <w:r>
-        <w:rPr>
-          <w:rFonts w:hint="eastAsia"/>
-        </w:rPr>
-        <w:t>；</w:t>
-      </w:r>
-    </w:p>
-    <w:p>
-      <w:pPr>
-        <w:pStyle w:val="af3"/>
-      </w:pPr>
-      <w:r>
-        <w:rPr>
-          <w:rFonts w:eastAsia="Calibri" w:hint="eastAsia"/>
-        </w:rPr>
-        <w:t>④</w:t>
-      </w:r>
-      <w:r>
-        <w:rPr>
-          <w:rFonts w:hint="eastAsia"/>
-        </w:rPr>
-        <w:t>C</w:t>
-      </w:r>
-      <w:r>
-        <w:rPr>
-          <w:rFonts w:hint="eastAsia"/>
-        </w:rPr>
-        <w:t>。</w:t>
-      </w:r>
-    </w:p>
-    <w:p>
-      <w:pPr>
-        <w:pStyle w:val="af3"/>
-      </w:pPr>
-      <w:r>
-        <w:rPr>
-          <w:rFonts w:hint="eastAsia"/>
-        </w:rPr>
-        <w:t>（</w:t>
-      </w:r>
-      <w:r>
-        <w:rPr>
-          <w:rFonts w:hint="eastAsia"/>
-        </w:rPr>
-        <w:t>3</w:t>
-      </w:r>
-      <w:r>
-        <w:rPr>
-          <w:rFonts w:hint="eastAsia"/>
-        </w:rPr>
-        <w:t>）投影仪；</w:t>
-      </w:r>
-    </w:p>
-    <w:p>
-      <w:pPr>
-        <w:pStyle w:val="af3"/>
-      </w:pPr>
-      <w:r>
-        <w:rPr>
-          <w:rFonts w:hint="eastAsia"/>
-        </w:rPr>
-        <w:t>（</w:t>
-      </w:r>
-      <w:r>
-        <w:rPr>
-          <w:rFonts w:hint="eastAsia"/>
-        </w:rPr>
-        <w:t>4</w:t>
-      </w:r>
-      <w:r>
-        <w:rPr>
-          <w:rFonts w:hint="eastAsia"/>
-        </w:rPr>
-        <w:t>）</w:t>
-      </w:r>
-      <w:r>
-        <w:rPr>
-          <w:rFonts w:hint="eastAsia"/>
-        </w:rPr>
-        <w:t>1.5</w:t>
-      </w:r>
-      <w:r>
-        <w:rPr>
-          <w:rFonts w:hint="eastAsia"/>
-        </w:rPr>
-        <w:t>；</w:t>
-      </w:r>
-      <w:r>
-        <w:rPr>
-          <w:rFonts w:hint="eastAsia"/>
-        </w:rPr>
-        <w:t>3.0</w:t>
-      </w:r>
-      <w:r>
-        <w:rPr>
-          <w:rFonts w:hint="eastAsia"/>
-        </w:rPr>
-        <w:t>；</w:t>
-      </w:r>
-    </w:p>
-    <w:p>
-      <w:pPr>
-        <w:pStyle w:val="af3"/>
-      </w:pPr>
-      <w:r>
-        <w:rPr>
-          <w:rFonts w:hint="eastAsia"/>
-        </w:rPr>
-        <w:t>（</w:t>
-      </w:r>
-      <w:r>
-        <w:rPr>
-          <w:rFonts w:hint="eastAsia"/>
-        </w:rPr>
-        <w:t>5</w:t>
-      </w:r>
-      <w:r>
-        <w:rPr>
-          <w:rFonts w:hint="eastAsia"/>
-        </w:rPr>
-        <w:t>）</w:t>
-      </w:r>
-      <w:r>
-        <w:rPr>
-          <w:rFonts w:hint="eastAsia"/>
-        </w:rPr>
-        <w:t>7.5</w:t>
-      </w:r>
-      <w:r>
-        <w:rPr>
-          <w:rFonts w:hint="eastAsia"/>
-        </w:rPr>
-        <w:t>；</w:t>
-      </w:r>
-    </w:p>
-    <w:p>
-      <w:pPr>
-        <w:pStyle w:val="af3"/>
-      </w:pPr>
-      <w:r>
-        <w:rPr>
-          <w:rFonts w:hint="eastAsia"/>
-        </w:rPr>
-        <w:t>（</w:t>
-      </w:r>
-      <w:r>
-        <w:rPr>
-          <w:rFonts w:hint="eastAsia"/>
-        </w:rPr>
-        <w:t>6</w:t>
-      </w:r>
-      <w:r>
-        <w:rPr>
-          <w:rFonts w:hint="eastAsia"/>
-        </w:rPr>
-        <w:t>）</w:t>
-      </w:r>
-      <w:r>
-        <w:rPr>
-          <w:rFonts w:hint="eastAsia"/>
-        </w:rPr>
-        <w:t>5.0</w:t>
-      </w:r>
-      <w:r>
-        <w:rPr>
-          <w:rFonts w:hint="eastAsia"/>
-        </w:rPr>
-        <w:t>；</w:t>
-      </w:r>
-      <w:r>
-        <w:rPr>
-          <w:rFonts w:hint="eastAsia"/>
-        </w:rPr>
-        <w:t>5.0</w:t>
-      </w:r>
-      <w:r>
-        <w:rPr>
-          <w:rFonts w:hint="eastAsia"/>
-        </w:rPr>
-        <w:t>；</w:t>
-      </w:r>
-      <w:r>
-        <w:rPr>
-          <w:rFonts w:hint="eastAsia"/>
-        </w:rPr>
-        <w:t>6.0</w:t>
-      </w:r>
-      <w:r>
-        <w:rPr>
-          <w:rFonts w:hint="eastAsia"/>
-        </w:rPr>
-        <w:t>。</w:t>
-      </w:r>
-    </w:p>
-    <w:p>
-      <w:pPr>
-        <w:spacing w:line="288" w:lineRule="auto"/>
-        <w:ind w:leftChars="-100" w:left="-210"/>
-        <w:rPr>
-          <w:rFonts w:ascii="Times New Roman" w:eastAsiaTheme="majorEastAsia" w:hAnsi="Times New Roman" w:cs="Times New Roman"/>
-          <w:b/>
-          <w:bCs/>
-          <w:color w:val="0000FF"/>
-        </w:rPr>
-      </w:pPr>
-    </w:p>
-    <w:p>
-      <w:pPr>
-        <w:spacing w:line="288" w:lineRule="auto"/>
-        <w:ind w:leftChars="-100" w:left="-210"/>
-        <w:rPr>
-          <w:rFonts w:ascii="Times New Roman" w:eastAsiaTheme="majorEastAsia" w:hAnsi="Times New Roman" w:cs="Times New Roman"/>
-          <w:b/>
-          <w:bCs/>
-          <w:color w:val="0000FF"/>
-        </w:rPr>
-      </w:pPr>
-    </w:p>
-    <w:p>
-      <w:pPr>
-        <w:spacing w:line="288" w:lineRule="auto"/>
-        <w:ind w:leftChars="-100" w:left="-210"/>
-        <w:rPr>
-          <w:rFonts w:ascii="Times New Roman" w:eastAsiaTheme="majorEastAsia" w:hAnsi="Times New Roman" w:cs="Times New Roman"/>
-          <w:b/>
-          <w:bCs/>
-          <w:color w:val="0000FF"/>
-        </w:rPr>
-      </w:pPr>
     </w:p>
     <w:p>
       <w:pPr>
@@ -6819,19 +6361,11 @@
           </mc:Fallback>
         </mc:AlternateContent>
       </w:r>
-      <w:proofErr w:type="gramStart"/>
-      <w:r>
-        <w:rPr>
-          <w:rFonts w:hint="eastAsia"/>
-        </w:rPr>
-        <w:t>某小组</w:t>
-      </w:r>
-      <w:proofErr w:type="gramEnd"/>
-      <w:r>
-        <w:rPr>
-          <w:rFonts w:hint="eastAsia"/>
-        </w:rPr>
-        <w:t>计划现场观看十五运足球赛，现开展跨学科实践，自制望远镜供观赛用。</w:t>
+      <w:r>
+        <w:rPr>
+          <w:rFonts w:hint="eastAsia"/>
+        </w:rPr>
+        <w:t>某小组计划现场观看十五运足球赛，现开展跨学科实践，自制望远镜供观赛用。</w:t>
       </w:r>
     </w:p>
     <w:p>
@@ -6844,9 +6378,9 @@
           <w:noProof/>
         </w:rPr>
         <w:drawing>
-          <wp:inline distT="0" distB="0" distL="0" distR="0" wp14:anchorId="2801D564" wp14:editId="560B75B8">
-            <wp:extent cx="4828032" cy="2588574"/>
-            <wp:effectExtent l="0" t="0" r="0" b="2540"/>
+          <wp:inline distT="0" distB="0" distL="0" distR="0" wp14:anchorId="2801D564" wp14:editId="240A86B5">
+            <wp:extent cx="4019550" cy="2155103"/>
+            <wp:effectExtent l="0" t="0" r="0" b="0"/>
             <wp:docPr id="51" name="图片24" descr="菁优网：http://www.jyeoo.com"/>
             <wp:cNvGraphicFramePr>
               <a:graphicFrameLocks xmlns:a="http://schemas.openxmlformats.org/drawingml/2006/main" noChangeAspect="1"/>
@@ -6861,7 +6395,7 @@
                     </pic:cNvPicPr>
                   </pic:nvPicPr>
                   <pic:blipFill>
-                    <a:blip r:embed="rId30" cstate="print"/>
+                    <a:blip r:embed="rId29" cstate="print"/>
                     <a:stretch>
                       <a:fillRect/>
                     </a:stretch>
@@ -6869,7 +6403,7 @@
                   <pic:spPr>
                     <a:xfrm>
                       <a:off x="0" y="0"/>
-                      <a:ext cx="4836933" cy="2593347"/>
+                      <a:ext cx="4039685" cy="2165899"/>
                     </a:xfrm>
                     <a:prstGeom prst="rect">
                       <a:avLst/>
@@ -7282,19 +6816,11 @@
         </w:rPr>
         <w:t xml:space="preserve"> </w:t>
       </w:r>
-      <w:proofErr w:type="gramStart"/>
-      <w:r>
-        <w:rPr>
-          <w:rFonts w:hint="eastAsia"/>
-        </w:rPr>
-        <w:t>倍</w:t>
-      </w:r>
-      <w:proofErr w:type="gramEnd"/>
-      <w:r>
-        <w:rPr>
-          <w:rFonts w:hint="eastAsia"/>
-        </w:rPr>
-        <w:t>；若选</w:t>
+      <w:r>
+        <w:rPr>
+          <w:rFonts w:hint="eastAsia"/>
+        </w:rPr>
+        <w:t>倍；若选</w:t>
       </w:r>
       <w:r>
         <w:rPr>
@@ -7649,21 +7175,7 @@
         <w:rPr>
           <w:rFonts w:hint="eastAsia"/>
         </w:rPr>
-        <w:t>是做好的望远镜，观赛时镜筒调节有阻塞，调节后能看清球场中点</w:t>
-      </w:r>
-      <w:proofErr w:type="gramStart"/>
-      <w:r>
-        <w:rPr>
-          <w:rFonts w:hint="eastAsia"/>
-        </w:rPr>
-        <w:t>处球员</w:t>
-      </w:r>
-      <w:proofErr w:type="gramEnd"/>
-      <w:r>
-        <w:rPr>
-          <w:rFonts w:hint="eastAsia"/>
-        </w:rPr>
-        <w:t>的球衣号码，则其结构是</w:t>
+        <w:t>是做好的望远镜，观赛时镜筒调节有阻塞，调节后能看清球场中点处球员的球衣号码，则其结构是</w:t>
       </w:r>
       <w:r>
         <w:rPr>
@@ -7747,168 +7259,10 @@
     <w:p>
       <w:pPr>
         <w:pStyle w:val="af3"/>
+        <w:rPr>
+          <w:rFonts w:hint="eastAsia"/>
+        </w:rPr>
       </w:pPr>
-      <w:r>
-        <w:rPr>
-          <w:rFonts w:hint="eastAsia"/>
-        </w:rPr>
-        <w:lastRenderedPageBreak/>
-        <w:t>【答案】（</w:t>
-      </w:r>
-      <w:r>
-        <w:rPr>
-          <w:rFonts w:hint="eastAsia"/>
-        </w:rPr>
-        <w:t>1</w:t>
-      </w:r>
-      <w:r>
-        <w:rPr>
-          <w:rFonts w:hint="eastAsia"/>
-        </w:rPr>
-        <w:t>）</w:t>
-      </w:r>
-      <w:r>
-        <w:rPr>
-          <w:rFonts w:eastAsia="Calibri" w:hint="eastAsia"/>
-        </w:rPr>
-        <w:t>①</w:t>
-      </w:r>
-      <w:r>
-        <w:rPr>
-          <w:rFonts w:hint="eastAsia"/>
-          <w:noProof/>
-        </w:rPr>
-        <w:drawing>
-          <wp:inline distT="0" distB="0" distL="0" distR="0" wp14:anchorId="44D8FBF7" wp14:editId="53470EAB">
-            <wp:extent cx="3171825" cy="1647825"/>
-            <wp:effectExtent l="0" t="0" r="1905" b="3810"/>
-            <wp:docPr id="52" name="图片24" descr="菁优网：http://www.jyeoo.com"/>
-            <wp:cNvGraphicFramePr>
-              <a:graphicFrameLocks xmlns:a="http://schemas.openxmlformats.org/drawingml/2006/main" noChangeAspect="1"/>
-            </wp:cNvGraphicFramePr>
-            <a:graphic xmlns:a="http://schemas.openxmlformats.org/drawingml/2006/main">
-              <a:graphicData uri="http://schemas.openxmlformats.org/drawingml/2006/picture">
-                <pic:pic xmlns:pic="http://schemas.openxmlformats.org/drawingml/2006/picture">
-                  <pic:nvPicPr>
-                    <pic:cNvPr id="52" name="图片24" descr="菁优网：http://www.jyeoo.com"/>
-                    <pic:cNvPicPr>
-                      <a:picLocks noChangeAspect="1"/>
-                    </pic:cNvPicPr>
-                  </pic:nvPicPr>
-                  <pic:blipFill>
-                    <a:blip r:embed="rId31" cstate="print"/>
-                    <a:stretch>
-                      <a:fillRect/>
-                    </a:stretch>
-                  </pic:blipFill>
-                  <pic:spPr>
-                    <a:xfrm>
-                      <a:off x="0" y="0"/>
-                      <a:ext cx="3172268" cy="1648055"/>
-                    </a:xfrm>
-                    <a:prstGeom prst="rect">
-                      <a:avLst/>
-                    </a:prstGeom>
-                  </pic:spPr>
-                </pic:pic>
-              </a:graphicData>
-            </a:graphic>
-          </wp:inline>
-        </w:drawing>
-      </w:r>
-      <w:r>
-        <w:rPr>
-          <w:rFonts w:hint="eastAsia"/>
-        </w:rPr>
-        <w:t>；</w:t>
-      </w:r>
-    </w:p>
-    <w:p>
-      <w:pPr>
-        <w:pStyle w:val="af3"/>
-      </w:pPr>
-      <w:r>
-        <w:rPr>
-          <w:rFonts w:eastAsia="Calibri" w:hint="eastAsia"/>
-        </w:rPr>
-        <w:t>②</w:t>
-      </w:r>
-      <w:r>
-        <w:rPr>
-          <w:rFonts w:hint="eastAsia"/>
-        </w:rPr>
-        <w:t>缩小；倒立；实；照相机；</w:t>
-      </w:r>
-    </w:p>
-    <w:p>
-      <w:pPr>
-        <w:pStyle w:val="af3"/>
-      </w:pPr>
-      <w:r>
-        <w:rPr>
-          <w:rFonts w:hint="eastAsia"/>
-        </w:rPr>
-        <w:t>（</w:t>
-      </w:r>
-      <w:r>
-        <w:rPr>
-          <w:rFonts w:hint="eastAsia"/>
-        </w:rPr>
-        <w:t>2</w:t>
-      </w:r>
-      <w:r>
-        <w:rPr>
-          <w:rFonts w:hint="eastAsia"/>
-        </w:rPr>
-        <w:t>）</w:t>
-      </w:r>
-      <w:r>
-        <w:rPr>
-          <w:rFonts w:hint="eastAsia"/>
-        </w:rPr>
-        <w:t>2</w:t>
-      </w:r>
-      <w:r>
-        <w:rPr>
-          <w:rFonts w:hint="eastAsia"/>
-        </w:rPr>
-        <w:t>；</w:t>
-      </w:r>
-      <w:r>
-        <w:rPr>
-          <w:rFonts w:hint="eastAsia"/>
-        </w:rPr>
-        <w:t>B</w:t>
-      </w:r>
-      <w:r>
-        <w:rPr>
-          <w:rFonts w:hint="eastAsia"/>
-        </w:rPr>
-        <w:t>；</w:t>
-      </w:r>
-    </w:p>
-    <w:p>
-      <w:pPr>
-        <w:pStyle w:val="af3"/>
-      </w:pPr>
-      <w:r>
-        <w:rPr>
-          <w:rFonts w:hint="eastAsia"/>
-        </w:rPr>
-        <w:t>（</w:t>
-      </w:r>
-      <w:r>
-        <w:rPr>
-          <w:rFonts w:hint="eastAsia"/>
-        </w:rPr>
-        <w:t>3</w:t>
-      </w:r>
-      <w:r>
-        <w:rPr>
-          <w:rFonts w:hint="eastAsia"/>
-        </w:rPr>
-        <w:t>）合格；优秀。</w:t>
-      </w:r>
     </w:p>
     <w:p>
       <w:pPr>
@@ -7917,10 +7271,10 @@
       </w:pPr>
     </w:p>
     <w:sectPr>
-      <w:headerReference w:type="even" r:id="rId32"/>
-      <w:headerReference w:type="default" r:id="rId33"/>
-      <w:footerReference w:type="even" r:id="rId34"/>
-      <w:footerReference w:type="default" r:id="rId35"/>
+      <w:headerReference w:type="even" r:id="rId30"/>
+      <w:headerReference w:type="default" r:id="rId31"/>
+      <w:footerReference w:type="even" r:id="rId32"/>
+      <w:footerReference w:type="default" r:id="rId33"/>
       <w:pgSz w:w="10319" w:h="14515"/>
       <w:pgMar w:top="1134" w:right="1021" w:bottom="851" w:left="1021" w:header="737" w:footer="567" w:gutter="0"/>
       <w:pgNumType w:start="1"/>
